--- a/assessments/collections/collections_practice_exercises_part1.docx
+++ b/assessments/collections/collections_practice_exercises_part1.docx
@@ -4,26 +4,6 @@
   <w:body>
     <w:p>
       <w:pPr>
-        <w:rPr>
-          <w:lang w:val="en-US"/>
-        </w:rPr>
-      </w:pPr>
-      <w:r>
-        <w:rPr>
-          <w:lang w:val="en-US"/>
-        </w:rPr>
-        <w:t>Collections practice questions day 1:</w:t>
-      </w:r>
-    </w:p>
-    <w:p>
-      <w:pPr>
-        <w:rPr>
-          <w:lang w:val="en-US"/>
-        </w:rPr>
-      </w:pPr>
-    </w:p>
-    <w:p>
-      <w:pPr>
         <w:spacing w:before="100" w:beforeAutospacing="1" w:after="100" w:afterAutospacing="1"/>
         <w:outlineLvl w:val="2"/>
         <w:rPr>
@@ -44,9 +24,588 @@
           <w:szCs w:val="27"/>
           <w:lang w:eastAsia="en-IN"/>
         </w:rPr>
-        <w:t xml:space="preserve">Exercise </w:t>
-      </w:r>
-      <w:r>
+        <w:t>Assignment 1: Student Registration System</w:t>
+      </w:r>
+    </w:p>
+    <w:p>
+      <w:pPr>
+        <w:spacing w:before="100" w:beforeAutospacing="1" w:after="100" w:afterAutospacing="1"/>
+        <w:rPr>
+          <w:rFonts w:ascii="Times New Roman" w:eastAsia="Times New Roman" w:hAnsi="Times New Roman" w:cs="Times New Roman"/>
+          <w:sz w:val="24"/>
+          <w:szCs w:val="24"/>
+          <w:lang w:eastAsia="en-IN"/>
+        </w:rPr>
+      </w:pPr>
+      <w:r>
+        <w:rPr>
+          <w:rFonts w:ascii="Times New Roman" w:eastAsia="Times New Roman" w:hAnsi="Times New Roman" w:cs="Times New Roman"/>
+          <w:b/>
+          <w:bCs/>
+          <w:sz w:val="24"/>
+          <w:szCs w:val="24"/>
+          <w:lang w:eastAsia="en-IN"/>
+        </w:rPr>
+        <w:t>Class:</w:t>
+      </w:r>
+      <w:r>
+        <w:rPr>
+          <w:rFonts w:ascii="Times New Roman" w:eastAsia="Times New Roman" w:hAnsi="Times New Roman" w:cs="Times New Roman"/>
+          <w:sz w:val="24"/>
+          <w:szCs w:val="24"/>
+          <w:lang w:eastAsia="en-IN"/>
+        </w:rPr>
+        <w:t xml:space="preserve"> </w:t>
+      </w:r>
+      <w:r>
+        <w:rPr>
+          <w:rFonts w:ascii="Courier New" w:eastAsia="Times New Roman" w:hAnsi="Courier New" w:cs="Courier New"/>
+          <w:sz w:val="20"/>
+          <w:szCs w:val="20"/>
+          <w:lang w:eastAsia="en-IN"/>
+        </w:rPr>
+        <w:t>Student</w:t>
+      </w:r>
+    </w:p>
+    <w:p>
+      <w:pPr>
+        <w:spacing w:before="100" w:beforeAutospacing="1" w:after="100" w:afterAutospacing="1"/>
+        <w:rPr>
+          <w:rFonts w:ascii="Times New Roman" w:eastAsia="Times New Roman" w:hAnsi="Times New Roman" w:cs="Times New Roman"/>
+          <w:sz w:val="24"/>
+          <w:szCs w:val="24"/>
+          <w:lang w:eastAsia="en-IN"/>
+        </w:rPr>
+      </w:pPr>
+      <w:r>
+        <w:rPr>
+          <w:rFonts w:ascii="Times New Roman" w:eastAsia="Times New Roman" w:hAnsi="Times New Roman" w:cs="Times New Roman"/>
+          <w:b/>
+          <w:bCs/>
+          <w:sz w:val="24"/>
+          <w:szCs w:val="24"/>
+          <w:lang w:eastAsia="en-IN"/>
+        </w:rPr>
+        <w:t>Attributes:</w:t>
+      </w:r>
+    </w:p>
+    <w:p>
+      <w:pPr>
+        <w:numPr>
+          <w:ilvl w:val="0"/>
+          <w:numId w:val="4"/>
+        </w:numPr>
+        <w:spacing w:before="100" w:beforeAutospacing="1" w:after="100" w:afterAutospacing="1"/>
+        <w:rPr>
+          <w:rFonts w:ascii="Times New Roman" w:eastAsia="Times New Roman" w:hAnsi="Times New Roman" w:cs="Times New Roman"/>
+          <w:sz w:val="24"/>
+          <w:szCs w:val="24"/>
+          <w:lang w:eastAsia="en-IN"/>
+        </w:rPr>
+      </w:pPr>
+      <w:proofErr w:type="spellStart"/>
+      <w:r>
+        <w:rPr>
+          <w:rFonts w:ascii="Courier New" w:eastAsia="Times New Roman" w:hAnsi="Courier New" w:cs="Courier New"/>
+          <w:sz w:val="20"/>
+          <w:szCs w:val="20"/>
+          <w:lang w:eastAsia="en-IN"/>
+        </w:rPr>
+        <w:t>rollNo</w:t>
+      </w:r>
+      <w:proofErr w:type="spellEnd"/>
+      <w:r>
+        <w:rPr>
+          <w:rFonts w:ascii="Times New Roman" w:eastAsia="Times New Roman" w:hAnsi="Times New Roman" w:cs="Times New Roman"/>
+          <w:sz w:val="24"/>
+          <w:szCs w:val="24"/>
+          <w:lang w:eastAsia="en-IN"/>
+        </w:rPr>
+        <w:t xml:space="preserve"> </w:t>
+      </w:r>
+    </w:p>
+    <w:p>
+      <w:pPr>
+        <w:numPr>
+          <w:ilvl w:val="0"/>
+          <w:numId w:val="4"/>
+        </w:numPr>
+        <w:spacing w:before="100" w:beforeAutospacing="1" w:after="100" w:afterAutospacing="1"/>
+        <w:rPr>
+          <w:rFonts w:ascii="Times New Roman" w:eastAsia="Times New Roman" w:hAnsi="Times New Roman" w:cs="Times New Roman"/>
+          <w:sz w:val="24"/>
+          <w:szCs w:val="24"/>
+          <w:lang w:eastAsia="en-IN"/>
+        </w:rPr>
+      </w:pPr>
+      <w:r>
+        <w:rPr>
+          <w:rFonts w:ascii="Courier New" w:eastAsia="Times New Roman" w:hAnsi="Courier New" w:cs="Courier New"/>
+          <w:sz w:val="20"/>
+          <w:szCs w:val="20"/>
+          <w:lang w:eastAsia="en-IN"/>
+        </w:rPr>
+        <w:t>name</w:t>
+      </w:r>
+      <w:r>
+        <w:rPr>
+          <w:rFonts w:ascii="Times New Roman" w:eastAsia="Times New Roman" w:hAnsi="Times New Roman" w:cs="Times New Roman"/>
+          <w:sz w:val="24"/>
+          <w:szCs w:val="24"/>
+          <w:lang w:eastAsia="en-IN"/>
+        </w:rPr>
+        <w:t xml:space="preserve"> </w:t>
+      </w:r>
+    </w:p>
+    <w:p>
+      <w:pPr>
+        <w:numPr>
+          <w:ilvl w:val="0"/>
+          <w:numId w:val="4"/>
+        </w:numPr>
+        <w:spacing w:before="100" w:beforeAutospacing="1" w:after="100" w:afterAutospacing="1"/>
+        <w:rPr>
+          <w:rFonts w:ascii="Times New Roman" w:eastAsia="Times New Roman" w:hAnsi="Times New Roman" w:cs="Times New Roman"/>
+          <w:sz w:val="24"/>
+          <w:szCs w:val="24"/>
+          <w:lang w:eastAsia="en-IN"/>
+        </w:rPr>
+      </w:pPr>
+      <w:r>
+        <w:rPr>
+          <w:rFonts w:ascii="Courier New" w:eastAsia="Times New Roman" w:hAnsi="Courier New" w:cs="Courier New"/>
+          <w:sz w:val="20"/>
+          <w:szCs w:val="20"/>
+          <w:lang w:eastAsia="en-IN"/>
+        </w:rPr>
+        <w:t>course</w:t>
+      </w:r>
+      <w:r>
+        <w:rPr>
+          <w:rFonts w:ascii="Times New Roman" w:eastAsia="Times New Roman" w:hAnsi="Times New Roman" w:cs="Times New Roman"/>
+          <w:sz w:val="24"/>
+          <w:szCs w:val="24"/>
+          <w:lang w:eastAsia="en-IN"/>
+        </w:rPr>
+        <w:t xml:space="preserve"> </w:t>
+      </w:r>
+    </w:p>
+    <w:p>
+      <w:pPr>
+        <w:numPr>
+          <w:ilvl w:val="0"/>
+          <w:numId w:val="4"/>
+        </w:numPr>
+        <w:spacing w:before="100" w:beforeAutospacing="1" w:after="100" w:afterAutospacing="1"/>
+        <w:rPr>
+          <w:rFonts w:ascii="Times New Roman" w:eastAsia="Times New Roman" w:hAnsi="Times New Roman" w:cs="Times New Roman"/>
+          <w:sz w:val="24"/>
+          <w:szCs w:val="24"/>
+          <w:lang w:eastAsia="en-IN"/>
+        </w:rPr>
+      </w:pPr>
+      <w:r>
+        <w:rPr>
+          <w:rFonts w:ascii="Courier New" w:eastAsia="Times New Roman" w:hAnsi="Courier New" w:cs="Courier New"/>
+          <w:sz w:val="20"/>
+          <w:szCs w:val="20"/>
+          <w:lang w:eastAsia="en-IN"/>
+        </w:rPr>
+        <w:t>marks</w:t>
+      </w:r>
+      <w:r>
+        <w:rPr>
+          <w:rFonts w:ascii="Times New Roman" w:eastAsia="Times New Roman" w:hAnsi="Times New Roman" w:cs="Times New Roman"/>
+          <w:sz w:val="24"/>
+          <w:szCs w:val="24"/>
+          <w:lang w:eastAsia="en-IN"/>
+        </w:rPr>
+        <w:t xml:space="preserve"> </w:t>
+      </w:r>
+    </w:p>
+    <w:p>
+      <w:pPr>
+        <w:spacing w:before="100" w:beforeAutospacing="1" w:after="100" w:afterAutospacing="1"/>
+        <w:rPr>
+          <w:rFonts w:ascii="Times New Roman" w:eastAsia="Times New Roman" w:hAnsi="Times New Roman" w:cs="Times New Roman"/>
+          <w:sz w:val="24"/>
+          <w:szCs w:val="24"/>
+          <w:lang w:eastAsia="en-IN"/>
+        </w:rPr>
+      </w:pPr>
+      <w:r>
+        <w:rPr>
+          <w:rFonts w:ascii="Times New Roman" w:eastAsia="Times New Roman" w:hAnsi="Times New Roman" w:cs="Times New Roman"/>
+          <w:b/>
+          <w:bCs/>
+          <w:sz w:val="24"/>
+          <w:szCs w:val="24"/>
+          <w:lang w:eastAsia="en-IN"/>
+        </w:rPr>
+        <w:t>Tasks:</w:t>
+      </w:r>
+    </w:p>
+    <w:p>
+      <w:pPr>
+        <w:numPr>
+          <w:ilvl w:val="0"/>
+          <w:numId w:val="5"/>
+        </w:numPr>
+        <w:spacing w:before="100" w:beforeAutospacing="1" w:after="100" w:afterAutospacing="1"/>
+        <w:rPr>
+          <w:rFonts w:ascii="Times New Roman" w:eastAsia="Times New Roman" w:hAnsi="Times New Roman" w:cs="Times New Roman"/>
+          <w:sz w:val="24"/>
+          <w:szCs w:val="24"/>
+          <w:lang w:eastAsia="en-IN"/>
+        </w:rPr>
+      </w:pPr>
+      <w:r>
+        <w:rPr>
+          <w:rFonts w:ascii="Times New Roman" w:eastAsia="Times New Roman" w:hAnsi="Times New Roman" w:cs="Times New Roman"/>
+          <w:sz w:val="24"/>
+          <w:szCs w:val="24"/>
+          <w:lang w:eastAsia="en-IN"/>
+        </w:rPr>
+        <w:t xml:space="preserve">Ask the user to enter roll no, name, course, and marks. </w:t>
+      </w:r>
+    </w:p>
+    <w:p>
+      <w:pPr>
+        <w:numPr>
+          <w:ilvl w:val="0"/>
+          <w:numId w:val="5"/>
+        </w:numPr>
+        <w:spacing w:before="100" w:beforeAutospacing="1" w:after="100" w:afterAutospacing="1"/>
+        <w:rPr>
+          <w:rFonts w:ascii="Times New Roman" w:eastAsia="Times New Roman" w:hAnsi="Times New Roman" w:cs="Times New Roman"/>
+          <w:sz w:val="24"/>
+          <w:szCs w:val="24"/>
+          <w:lang w:eastAsia="en-IN"/>
+        </w:rPr>
+      </w:pPr>
+      <w:r>
+        <w:rPr>
+          <w:rFonts w:ascii="Times New Roman" w:eastAsia="Times New Roman" w:hAnsi="Times New Roman" w:cs="Times New Roman"/>
+          <w:sz w:val="24"/>
+          <w:szCs w:val="24"/>
+          <w:lang w:eastAsia="en-IN"/>
+        </w:rPr>
+        <w:t xml:space="preserve">Create a </w:t>
+      </w:r>
+      <w:proofErr w:type="gramStart"/>
+      <w:r>
+        <w:rPr>
+          <w:rFonts w:ascii="Courier New" w:eastAsia="Times New Roman" w:hAnsi="Courier New" w:cs="Courier New"/>
+          <w:sz w:val="20"/>
+          <w:szCs w:val="20"/>
+          <w:lang w:eastAsia="en-IN"/>
+        </w:rPr>
+        <w:t>Student</w:t>
+      </w:r>
+      <w:proofErr w:type="gramEnd"/>
+      <w:r>
+        <w:rPr>
+          <w:rFonts w:ascii="Times New Roman" w:eastAsia="Times New Roman" w:hAnsi="Times New Roman" w:cs="Times New Roman"/>
+          <w:sz w:val="24"/>
+          <w:szCs w:val="24"/>
+          <w:lang w:eastAsia="en-IN"/>
+        </w:rPr>
+        <w:t xml:space="preserve"> object and add it to an </w:t>
+      </w:r>
+      <w:proofErr w:type="spellStart"/>
+      <w:r>
+        <w:rPr>
+          <w:rFonts w:ascii="Courier New" w:eastAsia="Times New Roman" w:hAnsi="Courier New" w:cs="Courier New"/>
+          <w:sz w:val="20"/>
+          <w:szCs w:val="20"/>
+          <w:lang w:eastAsia="en-IN"/>
+        </w:rPr>
+        <w:t>ArrayList</w:t>
+      </w:r>
+      <w:proofErr w:type="spellEnd"/>
+      <w:r>
+        <w:rPr>
+          <w:rFonts w:ascii="Courier New" w:eastAsia="Times New Roman" w:hAnsi="Courier New" w:cs="Courier New"/>
+          <w:sz w:val="20"/>
+          <w:szCs w:val="20"/>
+          <w:lang w:eastAsia="en-IN"/>
+        </w:rPr>
+        <w:t>&lt;Student&gt;</w:t>
+      </w:r>
+      <w:r>
+        <w:rPr>
+          <w:rFonts w:ascii="Times New Roman" w:eastAsia="Times New Roman" w:hAnsi="Times New Roman" w:cs="Times New Roman"/>
+          <w:sz w:val="24"/>
+          <w:szCs w:val="24"/>
+          <w:lang w:eastAsia="en-IN"/>
+        </w:rPr>
+        <w:t xml:space="preserve">. </w:t>
+      </w:r>
+    </w:p>
+    <w:p>
+      <w:pPr>
+        <w:numPr>
+          <w:ilvl w:val="0"/>
+          <w:numId w:val="5"/>
+        </w:numPr>
+        <w:spacing w:before="100" w:beforeAutospacing="1" w:after="100" w:afterAutospacing="1"/>
+        <w:rPr>
+          <w:rFonts w:ascii="Times New Roman" w:eastAsia="Times New Roman" w:hAnsi="Times New Roman" w:cs="Times New Roman"/>
+          <w:sz w:val="24"/>
+          <w:szCs w:val="24"/>
+          <w:lang w:eastAsia="en-IN"/>
+        </w:rPr>
+      </w:pPr>
+      <w:r>
+        <w:rPr>
+          <w:rFonts w:ascii="Times New Roman" w:eastAsia="Times New Roman" w:hAnsi="Times New Roman" w:cs="Times New Roman"/>
+          <w:sz w:val="24"/>
+          <w:szCs w:val="24"/>
+          <w:lang w:eastAsia="en-IN"/>
+        </w:rPr>
+        <w:t xml:space="preserve">Use a </w:t>
+      </w:r>
+      <w:r>
+        <w:rPr>
+          <w:rFonts w:ascii="Courier New" w:eastAsia="Times New Roman" w:hAnsi="Courier New" w:cs="Courier New"/>
+          <w:sz w:val="20"/>
+          <w:szCs w:val="20"/>
+          <w:lang w:eastAsia="en-IN"/>
+        </w:rPr>
+        <w:t>do-while</w:t>
+      </w:r>
+      <w:r>
+        <w:rPr>
+          <w:rFonts w:ascii="Times New Roman" w:eastAsia="Times New Roman" w:hAnsi="Times New Roman" w:cs="Times New Roman"/>
+          <w:sz w:val="24"/>
+          <w:szCs w:val="24"/>
+          <w:lang w:eastAsia="en-IN"/>
+        </w:rPr>
+        <w:t xml:space="preserve"> loop to repeatedly add students. </w:t>
+      </w:r>
+    </w:p>
+    <w:p>
+      <w:pPr>
+        <w:numPr>
+          <w:ilvl w:val="0"/>
+          <w:numId w:val="5"/>
+        </w:numPr>
+        <w:spacing w:before="100" w:beforeAutospacing="1" w:after="100" w:afterAutospacing="1"/>
+        <w:rPr>
+          <w:rFonts w:ascii="Times New Roman" w:eastAsia="Times New Roman" w:hAnsi="Times New Roman" w:cs="Times New Roman"/>
+          <w:sz w:val="24"/>
+          <w:szCs w:val="24"/>
+          <w:lang w:eastAsia="en-IN"/>
+        </w:rPr>
+      </w:pPr>
+      <w:r>
+        <w:rPr>
+          <w:rFonts w:ascii="Times New Roman" w:eastAsia="Times New Roman" w:hAnsi="Times New Roman" w:cs="Times New Roman"/>
+          <w:sz w:val="24"/>
+          <w:szCs w:val="24"/>
+          <w:lang w:eastAsia="en-IN"/>
+        </w:rPr>
+        <w:t xml:space="preserve">Continue until the user enters </w:t>
+      </w:r>
+      <w:r>
+        <w:rPr>
+          <w:rFonts w:ascii="Courier New" w:eastAsia="Times New Roman" w:hAnsi="Courier New" w:cs="Courier New"/>
+          <w:sz w:val="20"/>
+          <w:szCs w:val="20"/>
+          <w:lang w:eastAsia="en-IN"/>
+        </w:rPr>
+        <w:t>0</w:t>
+      </w:r>
+      <w:r>
+        <w:rPr>
+          <w:rFonts w:ascii="Times New Roman" w:eastAsia="Times New Roman" w:hAnsi="Times New Roman" w:cs="Times New Roman"/>
+          <w:sz w:val="24"/>
+          <w:szCs w:val="24"/>
+          <w:lang w:eastAsia="en-IN"/>
+        </w:rPr>
+        <w:t xml:space="preserve">. </w:t>
+      </w:r>
+    </w:p>
+    <w:p>
+      <w:pPr>
+        <w:numPr>
+          <w:ilvl w:val="0"/>
+          <w:numId w:val="5"/>
+        </w:numPr>
+        <w:spacing w:before="100" w:beforeAutospacing="1" w:after="100" w:afterAutospacing="1"/>
+        <w:rPr>
+          <w:rFonts w:ascii="Times New Roman" w:eastAsia="Times New Roman" w:hAnsi="Times New Roman" w:cs="Times New Roman"/>
+          <w:sz w:val="24"/>
+          <w:szCs w:val="24"/>
+          <w:lang w:eastAsia="en-IN"/>
+        </w:rPr>
+      </w:pPr>
+      <w:r>
+        <w:rPr>
+          <w:rFonts w:ascii="Times New Roman" w:eastAsia="Times New Roman" w:hAnsi="Times New Roman" w:cs="Times New Roman"/>
+          <w:sz w:val="24"/>
+          <w:szCs w:val="24"/>
+          <w:lang w:eastAsia="en-IN"/>
+        </w:rPr>
+        <w:t xml:space="preserve">Print the complete list of registered students at the end. </w:t>
+      </w:r>
+    </w:p>
+    <w:p>
+      <w:pPr>
+        <w:numPr>
+          <w:ilvl w:val="0"/>
+          <w:numId w:val="5"/>
+        </w:numPr>
+        <w:spacing w:before="100" w:beforeAutospacing="1" w:after="100" w:afterAutospacing="1"/>
+        <w:rPr>
+          <w:rFonts w:ascii="Times New Roman" w:eastAsia="Times New Roman" w:hAnsi="Times New Roman" w:cs="Times New Roman"/>
+          <w:sz w:val="24"/>
+          <w:szCs w:val="24"/>
+          <w:lang w:eastAsia="en-IN"/>
+        </w:rPr>
+      </w:pPr>
+      <w:r>
+        <w:rPr>
+          <w:rFonts w:ascii="Times New Roman" w:eastAsia="Times New Roman" w:hAnsi="Times New Roman" w:cs="Times New Roman"/>
+          <w:sz w:val="24"/>
+          <w:szCs w:val="24"/>
+          <w:lang w:eastAsia="en-IN"/>
+        </w:rPr>
+        <w:t xml:space="preserve">Print the total number of students. </w:t>
+      </w:r>
+    </w:p>
+    <w:p>
+      <w:pPr>
+        <w:spacing w:before="100" w:beforeAutospacing="1" w:after="100" w:afterAutospacing="1"/>
+        <w:rPr>
+          <w:rFonts w:ascii="Times New Roman" w:eastAsia="Times New Roman" w:hAnsi="Times New Roman" w:cs="Times New Roman"/>
+          <w:sz w:val="24"/>
+          <w:szCs w:val="24"/>
+          <w:lang w:eastAsia="en-IN"/>
+        </w:rPr>
+      </w:pPr>
+      <w:r>
+        <w:rPr>
+          <w:rFonts w:ascii="Times New Roman" w:eastAsia="Times New Roman" w:hAnsi="Times New Roman" w:cs="Times New Roman"/>
+          <w:b/>
+          <w:bCs/>
+          <w:sz w:val="24"/>
+          <w:szCs w:val="24"/>
+          <w:lang w:eastAsia="en-IN"/>
+        </w:rPr>
+        <w:t>Concepts:</w:t>
+      </w:r>
+      <w:r>
+        <w:rPr>
+          <w:rFonts w:ascii="Times New Roman" w:eastAsia="Times New Roman" w:hAnsi="Times New Roman" w:cs="Times New Roman"/>
+          <w:sz w:val="24"/>
+          <w:szCs w:val="24"/>
+          <w:lang w:eastAsia="en-IN"/>
+        </w:rPr>
+        <w:t xml:space="preserve"> </w:t>
+      </w:r>
+      <w:proofErr w:type="spellStart"/>
+      <w:r>
+        <w:rPr>
+          <w:rFonts w:ascii="Courier New" w:eastAsia="Times New Roman" w:hAnsi="Courier New" w:cs="Courier New"/>
+          <w:sz w:val="20"/>
+          <w:szCs w:val="20"/>
+          <w:lang w:eastAsia="en-IN"/>
+        </w:rPr>
+        <w:t>ArrayList</w:t>
+      </w:r>
+      <w:proofErr w:type="spellEnd"/>
+      <w:r>
+        <w:rPr>
+          <w:rFonts w:ascii="Times New Roman" w:eastAsia="Times New Roman" w:hAnsi="Times New Roman" w:cs="Times New Roman"/>
+          <w:sz w:val="24"/>
+          <w:szCs w:val="24"/>
+          <w:lang w:eastAsia="en-IN"/>
+        </w:rPr>
+        <w:t xml:space="preserve">, </w:t>
+      </w:r>
+      <w:proofErr w:type="gramStart"/>
+      <w:r>
+        <w:rPr>
+          <w:rFonts w:ascii="Courier New" w:eastAsia="Times New Roman" w:hAnsi="Courier New" w:cs="Courier New"/>
+          <w:sz w:val="20"/>
+          <w:szCs w:val="20"/>
+          <w:lang w:eastAsia="en-IN"/>
+        </w:rPr>
+        <w:t>add(</w:t>
+      </w:r>
+      <w:proofErr w:type="gramEnd"/>
+      <w:r>
+        <w:rPr>
+          <w:rFonts w:ascii="Courier New" w:eastAsia="Times New Roman" w:hAnsi="Courier New" w:cs="Courier New"/>
+          <w:sz w:val="20"/>
+          <w:szCs w:val="20"/>
+          <w:lang w:eastAsia="en-IN"/>
+        </w:rPr>
+        <w:t>)</w:t>
+      </w:r>
+      <w:r>
+        <w:rPr>
+          <w:rFonts w:ascii="Times New Roman" w:eastAsia="Times New Roman" w:hAnsi="Times New Roman" w:cs="Times New Roman"/>
+          <w:sz w:val="24"/>
+          <w:szCs w:val="24"/>
+          <w:lang w:eastAsia="en-IN"/>
+        </w:rPr>
+        <w:t xml:space="preserve">, </w:t>
+      </w:r>
+      <w:r>
+        <w:rPr>
+          <w:rFonts w:ascii="Courier New" w:eastAsia="Times New Roman" w:hAnsi="Courier New" w:cs="Courier New"/>
+          <w:sz w:val="20"/>
+          <w:szCs w:val="20"/>
+          <w:lang w:eastAsia="en-IN"/>
+        </w:rPr>
+        <w:t>Scanner</w:t>
+      </w:r>
+      <w:r>
+        <w:rPr>
+          <w:rFonts w:ascii="Times New Roman" w:eastAsia="Times New Roman" w:hAnsi="Times New Roman" w:cs="Times New Roman"/>
+          <w:sz w:val="24"/>
+          <w:szCs w:val="24"/>
+          <w:lang w:eastAsia="en-IN"/>
+        </w:rPr>
+        <w:t xml:space="preserve">, </w:t>
+      </w:r>
+      <w:r>
+        <w:rPr>
+          <w:rFonts w:ascii="Courier New" w:eastAsia="Times New Roman" w:hAnsi="Courier New" w:cs="Courier New"/>
+          <w:sz w:val="20"/>
+          <w:szCs w:val="20"/>
+          <w:lang w:eastAsia="en-IN"/>
+        </w:rPr>
+        <w:t>do-while</w:t>
+      </w:r>
+    </w:p>
+    <w:p>
+      <w:pPr>
+        <w:rPr>
+          <w:rFonts w:ascii="Times New Roman" w:eastAsia="Times New Roman" w:hAnsi="Times New Roman" w:cs="Times New Roman"/>
+          <w:sz w:val="24"/>
+          <w:szCs w:val="24"/>
+          <w:lang w:eastAsia="en-IN"/>
+        </w:rPr>
+      </w:pPr>
+      <w:r>
+        <w:rPr>
+          <w:rFonts w:ascii="Times New Roman" w:eastAsia="Times New Roman" w:hAnsi="Times New Roman" w:cs="Times New Roman"/>
+          <w:sz w:val="24"/>
+          <w:szCs w:val="24"/>
+          <w:lang w:eastAsia="en-IN"/>
+        </w:rPr>
+        <w:pict w14:anchorId="7D134F4A">
+          <v:rect id="_x0000_i1025" style="width:0;height:1.5pt" o:hralign="center" o:hrstd="t" o:hr="t" fillcolor="#a0a0a0" stroked="f"/>
+        </w:pict>
+      </w:r>
+    </w:p>
+    <w:p>
+      <w:pPr>
+        <w:spacing w:before="100" w:beforeAutospacing="1" w:after="100" w:afterAutospacing="1"/>
+        <w:outlineLvl w:val="2"/>
         <w:rPr>
           <w:rFonts w:ascii="Times New Roman" w:eastAsia="Times New Roman" w:hAnsi="Times New Roman" w:cs="Times New Roman"/>
           <w:b/>
@@ -55,8 +614,7 @@
           <w:szCs w:val="27"/>
           <w:lang w:eastAsia="en-IN"/>
         </w:rPr>
-        <w:t>1</w:t>
-      </w:r>
+      </w:pPr>
       <w:r>
         <w:rPr>
           <w:rFonts w:ascii="Times New Roman" w:eastAsia="Times New Roman" w:hAnsi="Times New Roman" w:cs="Times New Roman"/>
@@ -66,14 +624,76 @@
           <w:szCs w:val="27"/>
           <w:lang w:eastAsia="en-IN"/>
         </w:rPr>
-        <w:t>: Team register</w:t>
+        <w:t>Assignment 2: Library Books by Sections</w:t>
+      </w:r>
+    </w:p>
+    <w:p>
+      <w:pPr>
+        <w:spacing w:before="100" w:beforeAutospacing="1" w:after="100" w:afterAutospacing="1"/>
+        <w:rPr>
+          <w:rFonts w:ascii="Times New Roman" w:eastAsia="Times New Roman" w:hAnsi="Times New Roman" w:cs="Times New Roman"/>
+          <w:sz w:val="24"/>
+          <w:szCs w:val="24"/>
+          <w:lang w:eastAsia="en-IN"/>
+        </w:rPr>
+      </w:pPr>
+      <w:r>
+        <w:rPr>
+          <w:rFonts w:ascii="Times New Roman" w:eastAsia="Times New Roman" w:hAnsi="Times New Roman" w:cs="Times New Roman"/>
+          <w:b/>
+          <w:bCs/>
+          <w:sz w:val="24"/>
+          <w:szCs w:val="24"/>
+          <w:lang w:eastAsia="en-IN"/>
+        </w:rPr>
+        <w:t>Class:</w:t>
+      </w:r>
+      <w:r>
+        <w:rPr>
+          <w:rFonts w:ascii="Times New Roman" w:eastAsia="Times New Roman" w:hAnsi="Times New Roman" w:cs="Times New Roman"/>
+          <w:sz w:val="24"/>
+          <w:szCs w:val="24"/>
+          <w:lang w:eastAsia="en-IN"/>
+        </w:rPr>
+        <w:t xml:space="preserve"> </w:t>
+      </w:r>
+      <w:r>
+        <w:rPr>
+          <w:rFonts w:ascii="Courier New" w:eastAsia="Times New Roman" w:hAnsi="Courier New" w:cs="Courier New"/>
+          <w:sz w:val="20"/>
+          <w:szCs w:val="20"/>
+          <w:lang w:eastAsia="en-IN"/>
+        </w:rPr>
+        <w:t>Book</w:t>
+      </w:r>
+    </w:p>
+    <w:p>
+      <w:pPr>
+        <w:spacing w:before="100" w:beforeAutospacing="1" w:after="100" w:afterAutospacing="1"/>
+        <w:rPr>
+          <w:rFonts w:ascii="Times New Roman" w:eastAsia="Times New Roman" w:hAnsi="Times New Roman" w:cs="Times New Roman"/>
+          <w:sz w:val="24"/>
+          <w:szCs w:val="24"/>
+          <w:lang w:eastAsia="en-IN"/>
+        </w:rPr>
+      </w:pPr>
+      <w:r>
+        <w:rPr>
+          <w:rFonts w:ascii="Times New Roman" w:eastAsia="Times New Roman" w:hAnsi="Times New Roman" w:cs="Times New Roman"/>
+          <w:b/>
+          <w:bCs/>
+          <w:sz w:val="24"/>
+          <w:szCs w:val="24"/>
+          <w:lang w:eastAsia="en-IN"/>
+        </w:rPr>
+        <w:t>Attributes:</w:t>
       </w:r>
     </w:p>
     <w:p>
       <w:pPr>
         <w:numPr>
           <w:ilvl w:val="0"/>
-          <w:numId w:val="1"/>
+          <w:numId w:val="6"/>
         </w:numPr>
         <w:spacing w:before="100" w:beforeAutospacing="1" w:after="100" w:afterAutospacing="1"/>
         <w:rPr>
@@ -83,15 +703,17 @@
           <w:lang w:eastAsia="en-IN"/>
         </w:rPr>
       </w:pPr>
-      <w:r>
-        <w:rPr>
-          <w:rFonts w:ascii="Times New Roman" w:eastAsia="Times New Roman" w:hAnsi="Times New Roman" w:cs="Times New Roman"/>
-          <w:sz w:val="24"/>
-          <w:szCs w:val="24"/>
-          <w:lang w:eastAsia="en-IN"/>
-        </w:rPr>
-        <w:t>Ask user</w:t>
-      </w:r>
+      <w:proofErr w:type="spellStart"/>
+      <w:r>
+        <w:rPr>
+          <w:rFonts w:ascii="Courier New" w:eastAsia="Times New Roman" w:hAnsi="Courier New" w:cs="Courier New"/>
+          <w:sz w:val="20"/>
+          <w:szCs w:val="20"/>
+          <w:lang w:eastAsia="en-IN"/>
+        </w:rPr>
+        <w:t>bookId</w:t>
+      </w:r>
+      <w:proofErr w:type="spellEnd"/>
       <w:r>
         <w:rPr>
           <w:rFonts w:ascii="Times New Roman" w:eastAsia="Times New Roman" w:hAnsi="Times New Roman" w:cs="Times New Roman"/>
@@ -100,22 +722,13 @@
           <w:lang w:eastAsia="en-IN"/>
         </w:rPr>
         <w:t xml:space="preserve"> </w:t>
-      </w:r>
-      <w:r>
-        <w:rPr>
-          <w:rFonts w:ascii="Times New Roman" w:eastAsia="Times New Roman" w:hAnsi="Times New Roman" w:cs="Times New Roman"/>
-          <w:sz w:val="24"/>
-          <w:szCs w:val="24"/>
-          <w:lang w:eastAsia="en-IN"/>
-        </w:rPr>
-        <w:t xml:space="preserve"> for jersey no, name, matches, runs (Scanner).</w:t>
       </w:r>
     </w:p>
     <w:p>
       <w:pPr>
         <w:numPr>
           <w:ilvl w:val="0"/>
-          <w:numId w:val="1"/>
+          <w:numId w:val="6"/>
         </w:numPr>
         <w:spacing w:before="100" w:beforeAutospacing="1" w:after="100" w:afterAutospacing="1"/>
         <w:rPr>
@@ -127,37 +740,28 @@
       </w:pPr>
       <w:r>
         <w:rPr>
-          <w:rFonts w:ascii="Times New Roman" w:eastAsia="Times New Roman" w:hAnsi="Times New Roman" w:cs="Times New Roman"/>
-          <w:sz w:val="24"/>
-          <w:szCs w:val="24"/>
-          <w:lang w:eastAsia="en-IN"/>
-        </w:rPr>
-        <w:t>Add to </w:t>
-      </w:r>
-      <w:r>
-        <w:rPr>
-          <w:rFonts w:ascii="Courier New" w:eastAsia="Times New Roman" w:hAnsi="Courier New" w:cs="Courier New"/>
-          <w:sz w:val="20"/>
-          <w:szCs w:val="20"/>
-          <w:lang w:eastAsia="en-IN"/>
-        </w:rPr>
-        <w:t>ArrayList</w:t>
-      </w:r>
-      <w:r>
-        <w:rPr>
-          <w:rFonts w:ascii="Times New Roman" w:eastAsia="Times New Roman" w:hAnsi="Times New Roman" w:cs="Times New Roman"/>
-          <w:sz w:val="24"/>
-          <w:szCs w:val="24"/>
-          <w:lang w:eastAsia="en-IN"/>
-        </w:rPr>
-        <w:t>.</w:t>
+          <w:rFonts w:ascii="Courier New" w:eastAsia="Times New Roman" w:hAnsi="Courier New" w:cs="Courier New"/>
+          <w:sz w:val="20"/>
+          <w:szCs w:val="20"/>
+          <w:lang w:eastAsia="en-IN"/>
+        </w:rPr>
+        <w:t>title</w:t>
+      </w:r>
+      <w:r>
+        <w:rPr>
+          <w:rFonts w:ascii="Times New Roman" w:eastAsia="Times New Roman" w:hAnsi="Times New Roman" w:cs="Times New Roman"/>
+          <w:sz w:val="24"/>
+          <w:szCs w:val="24"/>
+          <w:lang w:eastAsia="en-IN"/>
+        </w:rPr>
+        <w:t xml:space="preserve"> </w:t>
       </w:r>
     </w:p>
     <w:p>
       <w:pPr>
         <w:numPr>
           <w:ilvl w:val="0"/>
-          <w:numId w:val="1"/>
+          <w:numId w:val="6"/>
         </w:numPr>
         <w:spacing w:before="100" w:beforeAutospacing="1" w:after="100" w:afterAutospacing="1"/>
         <w:rPr>
@@ -169,64 +773,28 @@
       </w:pPr>
       <w:r>
         <w:rPr>
-          <w:rFonts w:ascii="Times New Roman" w:eastAsia="Times New Roman" w:hAnsi="Times New Roman" w:cs="Times New Roman"/>
-          <w:sz w:val="24"/>
-          <w:szCs w:val="24"/>
-          <w:lang w:eastAsia="en-IN"/>
-        </w:rPr>
-        <w:t xml:space="preserve">Use do while loop </w:t>
-      </w:r>
-      <w:r>
-        <w:rPr>
-          <w:rFonts w:ascii="Times New Roman" w:eastAsia="Times New Roman" w:hAnsi="Times New Roman" w:cs="Times New Roman"/>
-          <w:sz w:val="24"/>
-          <w:szCs w:val="24"/>
-          <w:lang w:eastAsia="en-IN"/>
-        </w:rPr>
-        <w:t>Repeat until user enters </w:t>
-      </w:r>
-      <w:r>
-        <w:rPr>
-          <w:rFonts w:ascii="Courier New" w:eastAsia="Times New Roman" w:hAnsi="Courier New" w:cs="Courier New"/>
-          <w:sz w:val="20"/>
-          <w:szCs w:val="20"/>
-          <w:lang w:eastAsia="en-IN"/>
-        </w:rPr>
-        <w:t>0</w:t>
-      </w:r>
-      <w:r>
-        <w:rPr>
-          <w:rFonts w:ascii="Times New Roman" w:eastAsia="Times New Roman" w:hAnsi="Times New Roman" w:cs="Times New Roman"/>
-          <w:sz w:val="24"/>
-          <w:szCs w:val="24"/>
-          <w:lang w:eastAsia="en-IN"/>
-        </w:rPr>
-        <w:t> </w:t>
-      </w:r>
-      <w:r>
-        <w:rPr>
-          <w:rFonts w:ascii="Times New Roman" w:eastAsia="Times New Roman" w:hAnsi="Times New Roman" w:cs="Times New Roman"/>
-          <w:sz w:val="24"/>
-          <w:szCs w:val="24"/>
-          <w:lang w:eastAsia="en-IN"/>
-        </w:rPr>
-        <w:t>for continue</w:t>
-      </w:r>
-      <w:r>
-        <w:rPr>
-          <w:rFonts w:ascii="Times New Roman" w:eastAsia="Times New Roman" w:hAnsi="Times New Roman" w:cs="Times New Roman"/>
-          <w:sz w:val="24"/>
-          <w:szCs w:val="24"/>
-          <w:lang w:eastAsia="en-IN"/>
-        </w:rPr>
-        <w:t>.</w:t>
+          <w:rFonts w:ascii="Courier New" w:eastAsia="Times New Roman" w:hAnsi="Courier New" w:cs="Courier New"/>
+          <w:sz w:val="20"/>
+          <w:szCs w:val="20"/>
+          <w:lang w:eastAsia="en-IN"/>
+        </w:rPr>
+        <w:t>author</w:t>
+      </w:r>
+      <w:r>
+        <w:rPr>
+          <w:rFonts w:ascii="Times New Roman" w:eastAsia="Times New Roman" w:hAnsi="Times New Roman" w:cs="Times New Roman"/>
+          <w:sz w:val="24"/>
+          <w:szCs w:val="24"/>
+          <w:lang w:eastAsia="en-IN"/>
+        </w:rPr>
+        <w:t xml:space="preserve"> </w:t>
       </w:r>
     </w:p>
     <w:p>
       <w:pPr>
         <w:numPr>
           <w:ilvl w:val="0"/>
-          <w:numId w:val="1"/>
+          <w:numId w:val="6"/>
         </w:numPr>
         <w:spacing w:before="100" w:beforeAutospacing="1" w:after="100" w:afterAutospacing="1"/>
         <w:rPr>
@@ -238,12 +806,21 @@
       </w:pPr>
       <w:r>
         <w:rPr>
-          <w:rFonts w:ascii="Times New Roman" w:eastAsia="Times New Roman" w:hAnsi="Times New Roman" w:cs="Times New Roman"/>
-          <w:sz w:val="24"/>
-          <w:szCs w:val="24"/>
-          <w:lang w:eastAsia="en-IN"/>
-        </w:rPr>
-        <w:t>Print full squad at the end.</w:t>
+          <w:rFonts w:ascii="Courier New" w:eastAsia="Times New Roman" w:hAnsi="Courier New" w:cs="Courier New"/>
+          <w:sz w:val="20"/>
+          <w:szCs w:val="20"/>
+          <w:lang w:eastAsia="en-IN"/>
+        </w:rPr>
+        <w:t>price</w:t>
+      </w:r>
+      <w:r>
+        <w:rPr>
+          <w:rFonts w:ascii="Times New Roman" w:eastAsia="Times New Roman" w:hAnsi="Times New Roman" w:cs="Times New Roman"/>
+          <w:sz w:val="24"/>
+          <w:szCs w:val="24"/>
+          <w:lang w:eastAsia="en-IN"/>
+        </w:rPr>
+        <w:t xml:space="preserve"> </w:t>
       </w:r>
     </w:p>
     <w:p>
@@ -256,426 +833,850 @@
           <w:lang w:eastAsia="en-IN"/>
         </w:rPr>
       </w:pPr>
-    </w:p>
-    <w:p>
-      <w:pPr>
-        <w:pStyle w:val="Heading3"/>
-      </w:pPr>
-      <w:r>
-        <w:t xml:space="preserve">Exercise </w:t>
-      </w:r>
-      <w:r>
-        <w:rPr>
-          <w:b w:val="0"/>
-          <w:bCs w:val="0"/>
-        </w:rPr>
-        <w:t>2</w:t>
-      </w:r>
-      <w:r>
-        <w:t xml:space="preserve">: </w:t>
-      </w:r>
-      <w:r>
-        <w:t>2D list of 2 teams</w:t>
-      </w:r>
-    </w:p>
-    <w:p>
-      <w:pPr>
-        <w:pStyle w:val="ui-markdownparagraph"/>
-      </w:pPr>
-      <w:r>
-        <w:t>Given:</w:t>
-      </w:r>
-    </w:p>
-    <w:p>
-      <w:pPr>
-        <w:pStyle w:val="HTMLPreformatted"/>
-        <w:rPr>
-          <w:rStyle w:val="HTMLCode"/>
-        </w:rPr>
-      </w:pPr>
-      <w:r>
-        <w:rPr>
-          <w:rStyle w:val="HTMLCode"/>
-        </w:rPr>
-        <w:t xml:space="preserve">ArrayList&lt;Player&gt; </w:t>
-      </w:r>
-      <w:r>
-        <w:rPr>
-          <w:rStyle w:val="HTMLCode"/>
-        </w:rPr>
-        <w:t>mi</w:t>
-      </w:r>
-      <w:r>
-        <w:rPr>
-          <w:rStyle w:val="HTMLCode"/>
-        </w:rPr>
-        <w:t xml:space="preserve"> = ... // 3 players</w:t>
-      </w:r>
-    </w:p>
-    <w:p>
-      <w:pPr>
-        <w:pStyle w:val="HTMLPreformatted"/>
-      </w:pPr>
-      <w:r>
-        <w:rPr>
-          <w:rStyle w:val="HTMLCode"/>
-        </w:rPr>
-        <w:t xml:space="preserve">ArrayList&lt;Player&gt; </w:t>
-      </w:r>
-      <w:r>
-        <w:rPr>
-          <w:rStyle w:val="HTMLCode"/>
-        </w:rPr>
-        <w:t>csk</w:t>
-      </w:r>
-      <w:r>
-        <w:rPr>
-          <w:rStyle w:val="HTMLCode"/>
-        </w:rPr>
-        <w:t xml:space="preserve"> = ... // 3 players</w:t>
-      </w:r>
-    </w:p>
-    <w:p>
-      <w:pPr>
-        <w:pStyle w:val="ui-markdownparagraph"/>
-        <w:rPr>
-          <w:rStyle w:val="HTMLCode"/>
-        </w:rPr>
-      </w:pPr>
-      <w:r>
-        <w:t>Create </w:t>
-      </w:r>
-      <w:r>
-        <w:rPr>
-          <w:rStyle w:val="HTMLCode"/>
-        </w:rPr>
-        <w:t xml:space="preserve">ArrayList&lt;Player&gt; </w:t>
-      </w:r>
-      <w:r>
-        <w:rPr>
-          <w:rStyle w:val="HTMLCode"/>
-        </w:rPr>
-        <w:t>ipl</w:t>
-      </w:r>
-      <w:r>
-        <w:rPr>
-          <w:rStyle w:val="HTMLCode"/>
-        </w:rPr>
-        <w:t xml:space="preserve"> = new ArrayList</w:t>
-      </w:r>
-      <w:r>
-        <w:rPr>
-          <w:rStyle w:val="HTMLCode"/>
-        </w:rPr>
-        <w:t>();</w:t>
-      </w:r>
-      <w:r>
-        <w:br/>
-        <w:t> then </w:t>
-      </w:r>
-      <w:r>
-        <w:rPr>
-          <w:rStyle w:val="HTMLCode"/>
-        </w:rPr>
-        <w:t>ipl</w:t>
-      </w:r>
-      <w:r>
-        <w:rPr>
-          <w:rStyle w:val="HTMLCode"/>
-        </w:rPr>
-        <w:t>.add(</w:t>
-      </w:r>
-      <w:r>
-        <w:rPr>
-          <w:rStyle w:val="HTMLCode"/>
-        </w:rPr>
-        <w:t>mi</w:t>
-      </w:r>
-      <w:r>
-        <w:rPr>
-          <w:rStyle w:val="HTMLCode"/>
+      <w:r>
+        <w:rPr>
+          <w:rFonts w:ascii="Times New Roman" w:eastAsia="Times New Roman" w:hAnsi="Times New Roman" w:cs="Times New Roman"/>
+          <w:sz w:val="24"/>
+          <w:szCs w:val="24"/>
+          <w:lang w:eastAsia="en-IN"/>
+        </w:rPr>
+        <w:t>Create three lists:</w:t>
+      </w:r>
+    </w:p>
+    <w:p>
+      <w:pPr>
+        <w:tabs>
+          <w:tab w:val="left" w:pos="916"/>
+          <w:tab w:val="left" w:pos="1832"/>
+          <w:tab w:val="left" w:pos="2748"/>
+          <w:tab w:val="left" w:pos="3664"/>
+          <w:tab w:val="left" w:pos="4580"/>
+          <w:tab w:val="left" w:pos="5496"/>
+          <w:tab w:val="left" w:pos="6412"/>
+          <w:tab w:val="left" w:pos="7328"/>
+          <w:tab w:val="left" w:pos="8244"/>
+          <w:tab w:val="left" w:pos="9160"/>
+          <w:tab w:val="left" w:pos="10076"/>
+          <w:tab w:val="left" w:pos="10992"/>
+          <w:tab w:val="left" w:pos="11908"/>
+          <w:tab w:val="left" w:pos="12824"/>
+          <w:tab w:val="left" w:pos="13740"/>
+          <w:tab w:val="left" w:pos="14656"/>
+        </w:tabs>
+        <w:rPr>
+          <w:rFonts w:ascii="Courier New" w:eastAsia="Times New Roman" w:hAnsi="Courier New" w:cs="Courier New"/>
+          <w:sz w:val="20"/>
+          <w:szCs w:val="20"/>
+          <w:lang w:eastAsia="en-IN"/>
+        </w:rPr>
+      </w:pPr>
+      <w:proofErr w:type="spellStart"/>
+      <w:r>
+        <w:rPr>
+          <w:rFonts w:ascii="Courier New" w:eastAsia="Times New Roman" w:hAnsi="Courier New" w:cs="Courier New"/>
+          <w:sz w:val="20"/>
+          <w:szCs w:val="20"/>
+          <w:lang w:eastAsia="en-IN"/>
+        </w:rPr>
+        <w:t>ArrayList</w:t>
+      </w:r>
+      <w:proofErr w:type="spellEnd"/>
+      <w:r>
+        <w:rPr>
+          <w:rFonts w:ascii="Courier New" w:eastAsia="Times New Roman" w:hAnsi="Courier New" w:cs="Courier New"/>
+          <w:sz w:val="20"/>
+          <w:szCs w:val="20"/>
+          <w:lang w:eastAsia="en-IN"/>
+        </w:rPr>
+        <w:t xml:space="preserve">&lt;Book&gt; </w:t>
+      </w:r>
+      <w:proofErr w:type="spellStart"/>
+      <w:r>
+        <w:rPr>
+          <w:rFonts w:ascii="Courier New" w:eastAsia="Times New Roman" w:hAnsi="Courier New" w:cs="Courier New"/>
+          <w:sz w:val="20"/>
+          <w:szCs w:val="20"/>
+          <w:lang w:eastAsia="en-IN"/>
+        </w:rPr>
+        <w:t>javaBooks</w:t>
+      </w:r>
+      <w:proofErr w:type="spellEnd"/>
+      <w:r>
+        <w:rPr>
+          <w:rFonts w:ascii="Courier New" w:eastAsia="Times New Roman" w:hAnsi="Courier New" w:cs="Courier New"/>
+          <w:sz w:val="20"/>
+          <w:szCs w:val="20"/>
+          <w:lang w:eastAsia="en-IN"/>
+        </w:rPr>
+        <w:t xml:space="preserve"> = </w:t>
+      </w:r>
+      <w:proofErr w:type="gramStart"/>
+      <w:r>
+        <w:rPr>
+          <w:rFonts w:ascii="Courier New" w:eastAsia="Times New Roman" w:hAnsi="Courier New" w:cs="Courier New"/>
+          <w:sz w:val="20"/>
+          <w:szCs w:val="20"/>
+          <w:lang w:eastAsia="en-IN"/>
+        </w:rPr>
+        <w:t xml:space="preserve">...;   </w:t>
+      </w:r>
+      <w:proofErr w:type="gramEnd"/>
+      <w:r>
+        <w:rPr>
+          <w:rFonts w:ascii="Courier New" w:eastAsia="Times New Roman" w:hAnsi="Courier New" w:cs="Courier New"/>
+          <w:sz w:val="20"/>
+          <w:szCs w:val="20"/>
+          <w:lang w:eastAsia="en-IN"/>
+        </w:rPr>
+        <w:t xml:space="preserve">  // 3 books</w:t>
+      </w:r>
+    </w:p>
+    <w:p>
+      <w:pPr>
+        <w:tabs>
+          <w:tab w:val="left" w:pos="916"/>
+          <w:tab w:val="left" w:pos="1832"/>
+          <w:tab w:val="left" w:pos="2748"/>
+          <w:tab w:val="left" w:pos="3664"/>
+          <w:tab w:val="left" w:pos="4580"/>
+          <w:tab w:val="left" w:pos="5496"/>
+          <w:tab w:val="left" w:pos="6412"/>
+          <w:tab w:val="left" w:pos="7328"/>
+          <w:tab w:val="left" w:pos="8244"/>
+          <w:tab w:val="left" w:pos="9160"/>
+          <w:tab w:val="left" w:pos="10076"/>
+          <w:tab w:val="left" w:pos="10992"/>
+          <w:tab w:val="left" w:pos="11908"/>
+          <w:tab w:val="left" w:pos="12824"/>
+          <w:tab w:val="left" w:pos="13740"/>
+          <w:tab w:val="left" w:pos="14656"/>
+        </w:tabs>
+        <w:rPr>
+          <w:rFonts w:ascii="Courier New" w:eastAsia="Times New Roman" w:hAnsi="Courier New" w:cs="Courier New"/>
+          <w:sz w:val="20"/>
+          <w:szCs w:val="20"/>
+          <w:lang w:eastAsia="en-IN"/>
+        </w:rPr>
+      </w:pPr>
+      <w:proofErr w:type="spellStart"/>
+      <w:r>
+        <w:rPr>
+          <w:rFonts w:ascii="Courier New" w:eastAsia="Times New Roman" w:hAnsi="Courier New" w:cs="Courier New"/>
+          <w:sz w:val="20"/>
+          <w:szCs w:val="20"/>
+          <w:lang w:eastAsia="en-IN"/>
+        </w:rPr>
+        <w:t>ArrayList</w:t>
+      </w:r>
+      <w:proofErr w:type="spellEnd"/>
+      <w:r>
+        <w:rPr>
+          <w:rFonts w:ascii="Courier New" w:eastAsia="Times New Roman" w:hAnsi="Courier New" w:cs="Courier New"/>
+          <w:sz w:val="20"/>
+          <w:szCs w:val="20"/>
+          <w:lang w:eastAsia="en-IN"/>
+        </w:rPr>
+        <w:t xml:space="preserve">&lt;Book&gt; </w:t>
+      </w:r>
+      <w:proofErr w:type="spellStart"/>
+      <w:r>
+        <w:rPr>
+          <w:rFonts w:ascii="Courier New" w:eastAsia="Times New Roman" w:hAnsi="Courier New" w:cs="Courier New"/>
+          <w:sz w:val="20"/>
+          <w:szCs w:val="20"/>
+          <w:lang w:eastAsia="en-IN"/>
+        </w:rPr>
+        <w:t>pythonBooks</w:t>
+      </w:r>
+      <w:proofErr w:type="spellEnd"/>
+      <w:r>
+        <w:rPr>
+          <w:rFonts w:ascii="Courier New" w:eastAsia="Times New Roman" w:hAnsi="Courier New" w:cs="Courier New"/>
+          <w:sz w:val="20"/>
+          <w:szCs w:val="20"/>
+          <w:lang w:eastAsia="en-IN"/>
+        </w:rPr>
+        <w:t xml:space="preserve"> = </w:t>
+      </w:r>
+      <w:proofErr w:type="gramStart"/>
+      <w:r>
+        <w:rPr>
+          <w:rFonts w:ascii="Courier New" w:eastAsia="Times New Roman" w:hAnsi="Courier New" w:cs="Courier New"/>
+          <w:sz w:val="20"/>
+          <w:szCs w:val="20"/>
+          <w:lang w:eastAsia="en-IN"/>
+        </w:rPr>
+        <w:t xml:space="preserve">...;   </w:t>
+      </w:r>
+      <w:proofErr w:type="gramEnd"/>
+      <w:r>
+        <w:rPr>
+          <w:rFonts w:ascii="Courier New" w:eastAsia="Times New Roman" w:hAnsi="Courier New" w:cs="Courier New"/>
+          <w:sz w:val="20"/>
+          <w:szCs w:val="20"/>
+          <w:lang w:eastAsia="en-IN"/>
+        </w:rPr>
+        <w:t>// 3 books</w:t>
+      </w:r>
+    </w:p>
+    <w:p>
+      <w:pPr>
+        <w:tabs>
+          <w:tab w:val="left" w:pos="916"/>
+          <w:tab w:val="left" w:pos="1832"/>
+          <w:tab w:val="left" w:pos="2748"/>
+          <w:tab w:val="left" w:pos="3664"/>
+          <w:tab w:val="left" w:pos="4580"/>
+          <w:tab w:val="left" w:pos="5496"/>
+          <w:tab w:val="left" w:pos="6412"/>
+          <w:tab w:val="left" w:pos="7328"/>
+          <w:tab w:val="left" w:pos="8244"/>
+          <w:tab w:val="left" w:pos="9160"/>
+          <w:tab w:val="left" w:pos="10076"/>
+          <w:tab w:val="left" w:pos="10992"/>
+          <w:tab w:val="left" w:pos="11908"/>
+          <w:tab w:val="left" w:pos="12824"/>
+          <w:tab w:val="left" w:pos="13740"/>
+          <w:tab w:val="left" w:pos="14656"/>
+        </w:tabs>
+        <w:rPr>
+          <w:rFonts w:ascii="Courier New" w:eastAsia="Times New Roman" w:hAnsi="Courier New" w:cs="Courier New"/>
+          <w:sz w:val="20"/>
+          <w:szCs w:val="20"/>
+          <w:lang w:eastAsia="en-IN"/>
+        </w:rPr>
+      </w:pPr>
+      <w:proofErr w:type="spellStart"/>
+      <w:r>
+        <w:rPr>
+          <w:rFonts w:ascii="Courier New" w:eastAsia="Times New Roman" w:hAnsi="Courier New" w:cs="Courier New"/>
+          <w:sz w:val="20"/>
+          <w:szCs w:val="20"/>
+          <w:lang w:eastAsia="en-IN"/>
+        </w:rPr>
+        <w:t>ArrayList</w:t>
+      </w:r>
+      <w:proofErr w:type="spellEnd"/>
+      <w:r>
+        <w:rPr>
+          <w:rFonts w:ascii="Courier New" w:eastAsia="Times New Roman" w:hAnsi="Courier New" w:cs="Courier New"/>
+          <w:sz w:val="20"/>
+          <w:szCs w:val="20"/>
+          <w:lang w:eastAsia="en-IN"/>
+        </w:rPr>
+        <w:t xml:space="preserve">&lt;Book&gt; </w:t>
+      </w:r>
+      <w:proofErr w:type="spellStart"/>
+      <w:r>
+        <w:rPr>
+          <w:rFonts w:ascii="Courier New" w:eastAsia="Times New Roman" w:hAnsi="Courier New" w:cs="Courier New"/>
+          <w:sz w:val="20"/>
+          <w:szCs w:val="20"/>
+          <w:lang w:eastAsia="en-IN"/>
+        </w:rPr>
+        <w:t>webBooks</w:t>
+      </w:r>
+      <w:proofErr w:type="spellEnd"/>
+      <w:r>
+        <w:rPr>
+          <w:rFonts w:ascii="Courier New" w:eastAsia="Times New Roman" w:hAnsi="Courier New" w:cs="Courier New"/>
+          <w:sz w:val="20"/>
+          <w:szCs w:val="20"/>
+          <w:lang w:eastAsia="en-IN"/>
+        </w:rPr>
+        <w:t xml:space="preserve"> = </w:t>
+      </w:r>
+      <w:proofErr w:type="gramStart"/>
+      <w:r>
+        <w:rPr>
+          <w:rFonts w:ascii="Courier New" w:eastAsia="Times New Roman" w:hAnsi="Courier New" w:cs="Courier New"/>
+          <w:sz w:val="20"/>
+          <w:szCs w:val="20"/>
+          <w:lang w:eastAsia="en-IN"/>
+        </w:rPr>
+        <w:t xml:space="preserve">...;   </w:t>
+      </w:r>
+      <w:proofErr w:type="gramEnd"/>
+      <w:r>
+        <w:rPr>
+          <w:rFonts w:ascii="Courier New" w:eastAsia="Times New Roman" w:hAnsi="Courier New" w:cs="Courier New"/>
+          <w:sz w:val="20"/>
+          <w:szCs w:val="20"/>
+          <w:lang w:eastAsia="en-IN"/>
+        </w:rPr>
+        <w:t xml:space="preserve">   // 3 books</w:t>
+      </w:r>
+    </w:p>
+    <w:p>
+      <w:pPr>
+        <w:spacing w:before="100" w:beforeAutospacing="1" w:after="100" w:afterAutospacing="1"/>
+        <w:rPr>
+          <w:rFonts w:ascii="Times New Roman" w:eastAsia="Times New Roman" w:hAnsi="Times New Roman" w:cs="Times New Roman"/>
+          <w:sz w:val="24"/>
+          <w:szCs w:val="24"/>
+          <w:lang w:eastAsia="en-IN"/>
+        </w:rPr>
+      </w:pPr>
+      <w:r>
+        <w:rPr>
+          <w:rFonts w:ascii="Times New Roman" w:eastAsia="Times New Roman" w:hAnsi="Times New Roman" w:cs="Times New Roman"/>
+          <w:sz w:val="24"/>
+          <w:szCs w:val="24"/>
+          <w:lang w:eastAsia="en-IN"/>
+        </w:rPr>
+        <w:t>Now create a master list:</w:t>
+      </w:r>
+    </w:p>
+    <w:p>
+      <w:pPr>
+        <w:tabs>
+          <w:tab w:val="left" w:pos="916"/>
+          <w:tab w:val="left" w:pos="1832"/>
+          <w:tab w:val="left" w:pos="2748"/>
+          <w:tab w:val="left" w:pos="3664"/>
+          <w:tab w:val="left" w:pos="4580"/>
+          <w:tab w:val="left" w:pos="5496"/>
+          <w:tab w:val="left" w:pos="6412"/>
+          <w:tab w:val="left" w:pos="7328"/>
+          <w:tab w:val="left" w:pos="8244"/>
+          <w:tab w:val="left" w:pos="9160"/>
+          <w:tab w:val="left" w:pos="10076"/>
+          <w:tab w:val="left" w:pos="10992"/>
+          <w:tab w:val="left" w:pos="11908"/>
+          <w:tab w:val="left" w:pos="12824"/>
+          <w:tab w:val="left" w:pos="13740"/>
+          <w:tab w:val="left" w:pos="14656"/>
+        </w:tabs>
+        <w:rPr>
+          <w:rFonts w:ascii="Courier New" w:eastAsia="Times New Roman" w:hAnsi="Courier New" w:cs="Courier New"/>
+          <w:sz w:val="20"/>
+          <w:szCs w:val="20"/>
+          <w:lang w:eastAsia="en-IN"/>
+        </w:rPr>
+      </w:pPr>
+      <w:proofErr w:type="spellStart"/>
+      <w:r>
+        <w:rPr>
+          <w:rFonts w:ascii="Courier New" w:eastAsia="Times New Roman" w:hAnsi="Courier New" w:cs="Courier New"/>
+          <w:sz w:val="20"/>
+          <w:szCs w:val="20"/>
+          <w:lang w:eastAsia="en-IN"/>
+        </w:rPr>
+        <w:t>ArrayList</w:t>
+      </w:r>
+      <w:proofErr w:type="spellEnd"/>
+      <w:r>
+        <w:rPr>
+          <w:rFonts w:ascii="Courier New" w:eastAsia="Times New Roman" w:hAnsi="Courier New" w:cs="Courier New"/>
+          <w:sz w:val="20"/>
+          <w:szCs w:val="20"/>
+          <w:lang w:eastAsia="en-IN"/>
+        </w:rPr>
+        <w:t>&lt;</w:t>
+      </w:r>
+      <w:proofErr w:type="spellStart"/>
+      <w:r>
+        <w:rPr>
+          <w:rFonts w:ascii="Courier New" w:eastAsia="Times New Roman" w:hAnsi="Courier New" w:cs="Courier New"/>
+          <w:sz w:val="20"/>
+          <w:szCs w:val="20"/>
+          <w:lang w:eastAsia="en-IN"/>
+        </w:rPr>
+        <w:t>ArrayList</w:t>
+      </w:r>
+      <w:proofErr w:type="spellEnd"/>
+      <w:r>
+        <w:rPr>
+          <w:rFonts w:ascii="Courier New" w:eastAsia="Times New Roman" w:hAnsi="Courier New" w:cs="Courier New"/>
+          <w:sz w:val="20"/>
+          <w:szCs w:val="20"/>
+          <w:lang w:eastAsia="en-IN"/>
+        </w:rPr>
+        <w:t xml:space="preserve">&lt;Book&gt;&gt; library = new </w:t>
+      </w:r>
+      <w:proofErr w:type="spellStart"/>
+      <w:r>
+        <w:rPr>
+          <w:rFonts w:ascii="Courier New" w:eastAsia="Times New Roman" w:hAnsi="Courier New" w:cs="Courier New"/>
+          <w:sz w:val="20"/>
+          <w:szCs w:val="20"/>
+          <w:lang w:eastAsia="en-IN"/>
+        </w:rPr>
+        <w:t>ArrayList</w:t>
+      </w:r>
+      <w:proofErr w:type="spellEnd"/>
+      <w:r>
+        <w:rPr>
+          <w:rFonts w:ascii="Courier New" w:eastAsia="Times New Roman" w:hAnsi="Courier New" w:cs="Courier New"/>
+          <w:sz w:val="20"/>
+          <w:szCs w:val="20"/>
+          <w:lang w:eastAsia="en-IN"/>
+        </w:rPr>
+        <w:t>&lt;</w:t>
+      </w:r>
+      <w:proofErr w:type="gramStart"/>
+      <w:r>
+        <w:rPr>
+          <w:rFonts w:ascii="Courier New" w:eastAsia="Times New Roman" w:hAnsi="Courier New" w:cs="Courier New"/>
+          <w:sz w:val="20"/>
+          <w:szCs w:val="20"/>
+          <w:lang w:eastAsia="en-IN"/>
+        </w:rPr>
+        <w:t>&gt;(</w:t>
+      </w:r>
+      <w:proofErr w:type="gramEnd"/>
+      <w:r>
+        <w:rPr>
+          <w:rFonts w:ascii="Courier New" w:eastAsia="Times New Roman" w:hAnsi="Courier New" w:cs="Courier New"/>
+          <w:sz w:val="20"/>
+          <w:szCs w:val="20"/>
+          <w:lang w:eastAsia="en-IN"/>
         </w:rPr>
         <w:t>);</w:t>
       </w:r>
     </w:p>
     <w:p>
       <w:pPr>
-        <w:pStyle w:val="ui-markdownparagraph"/>
-        <w:rPr>
-          <w:rStyle w:val="HTMLCode"/>
-        </w:rPr>
-      </w:pPr>
-      <w:r>
-        <w:rPr>
-          <w:rStyle w:val="HTMLCode"/>
-        </w:rPr>
-        <w:t xml:space="preserve"> </w:t>
-      </w:r>
-      <w:r>
-        <w:t>then </w:t>
-      </w:r>
-      <w:r>
-        <w:rPr>
-          <w:rStyle w:val="HTMLCode"/>
-        </w:rPr>
-        <w:t>ipl.add(</w:t>
-      </w:r>
-      <w:r>
-        <w:rPr>
-          <w:rStyle w:val="HTMLCode"/>
-        </w:rPr>
-        <w:t>csk</w:t>
-      </w:r>
-      <w:r>
-        <w:rPr>
-          <w:rStyle w:val="HTMLCode"/>
+        <w:spacing w:before="100" w:beforeAutospacing="1" w:after="100" w:afterAutospacing="1"/>
+        <w:rPr>
+          <w:rFonts w:ascii="Times New Roman" w:eastAsia="Times New Roman" w:hAnsi="Times New Roman" w:cs="Times New Roman"/>
+          <w:sz w:val="24"/>
+          <w:szCs w:val="24"/>
+          <w:lang w:eastAsia="en-IN"/>
+        </w:rPr>
+      </w:pPr>
+      <w:r>
+        <w:rPr>
+          <w:rFonts w:ascii="Times New Roman" w:eastAsia="Times New Roman" w:hAnsi="Times New Roman" w:cs="Times New Roman"/>
+          <w:sz w:val="24"/>
+          <w:szCs w:val="24"/>
+          <w:lang w:eastAsia="en-IN"/>
+        </w:rPr>
+        <w:t>Add the three lists:</w:t>
+      </w:r>
+    </w:p>
+    <w:p>
+      <w:pPr>
+        <w:tabs>
+          <w:tab w:val="left" w:pos="916"/>
+          <w:tab w:val="left" w:pos="1832"/>
+          <w:tab w:val="left" w:pos="2748"/>
+          <w:tab w:val="left" w:pos="3664"/>
+          <w:tab w:val="left" w:pos="4580"/>
+          <w:tab w:val="left" w:pos="5496"/>
+          <w:tab w:val="left" w:pos="6412"/>
+          <w:tab w:val="left" w:pos="7328"/>
+          <w:tab w:val="left" w:pos="8244"/>
+          <w:tab w:val="left" w:pos="9160"/>
+          <w:tab w:val="left" w:pos="10076"/>
+          <w:tab w:val="left" w:pos="10992"/>
+          <w:tab w:val="left" w:pos="11908"/>
+          <w:tab w:val="left" w:pos="12824"/>
+          <w:tab w:val="left" w:pos="13740"/>
+          <w:tab w:val="left" w:pos="14656"/>
+        </w:tabs>
+        <w:rPr>
+          <w:rFonts w:ascii="Courier New" w:eastAsia="Times New Roman" w:hAnsi="Courier New" w:cs="Courier New"/>
+          <w:sz w:val="20"/>
+          <w:szCs w:val="20"/>
+          <w:lang w:eastAsia="en-IN"/>
+        </w:rPr>
+      </w:pPr>
+      <w:proofErr w:type="spellStart"/>
+      <w:r>
+        <w:rPr>
+          <w:rFonts w:ascii="Courier New" w:eastAsia="Times New Roman" w:hAnsi="Courier New" w:cs="Courier New"/>
+          <w:sz w:val="20"/>
+          <w:szCs w:val="20"/>
+          <w:lang w:eastAsia="en-IN"/>
+        </w:rPr>
+        <w:t>library.add</w:t>
+      </w:r>
+      <w:proofErr w:type="spellEnd"/>
+      <w:r>
+        <w:rPr>
+          <w:rFonts w:ascii="Courier New" w:eastAsia="Times New Roman" w:hAnsi="Courier New" w:cs="Courier New"/>
+          <w:sz w:val="20"/>
+          <w:szCs w:val="20"/>
+          <w:lang w:eastAsia="en-IN"/>
+        </w:rPr>
+        <w:t>(</w:t>
+      </w:r>
+      <w:proofErr w:type="spellStart"/>
+      <w:r>
+        <w:rPr>
+          <w:rFonts w:ascii="Courier New" w:eastAsia="Times New Roman" w:hAnsi="Courier New" w:cs="Courier New"/>
+          <w:sz w:val="20"/>
+          <w:szCs w:val="20"/>
+          <w:lang w:eastAsia="en-IN"/>
+        </w:rPr>
+        <w:t>javaBooks</w:t>
+      </w:r>
+      <w:proofErr w:type="spellEnd"/>
+      <w:r>
+        <w:rPr>
+          <w:rFonts w:ascii="Courier New" w:eastAsia="Times New Roman" w:hAnsi="Courier New" w:cs="Courier New"/>
+          <w:sz w:val="20"/>
+          <w:szCs w:val="20"/>
+          <w:lang w:eastAsia="en-IN"/>
         </w:rPr>
         <w:t>);</w:t>
       </w:r>
     </w:p>
     <w:p>
       <w:pPr>
-        <w:pStyle w:val="ui-markdownparagraph"/>
-        <w:rPr>
-          <w:rStyle w:val="HTMLCode"/>
-        </w:rPr>
-      </w:pPr>
-    </w:p>
-    <w:p>
-      <w:pPr>
-        <w:pStyle w:val="ui-markdownparagraph"/>
-        <w:rPr>
-          <w:rStyle w:val="HTMLCode"/>
-        </w:rPr>
-      </w:pPr>
-    </w:p>
-    <w:p>
-      <w:pPr>
-        <w:pStyle w:val="Heading3"/>
-      </w:pPr>
-      <w:r>
-        <w:t xml:space="preserve">Exercise </w:t>
-      </w:r>
-      <w:r>
-        <w:t>3</w:t>
-      </w:r>
-      <w:r>
-        <w:t xml:space="preserve">: </w:t>
-      </w:r>
-      <w:r>
-        <w:t xml:space="preserve">Merge </w:t>
-      </w:r>
-      <w:r>
-        <w:t>players from diff nationalities to form a team</w:t>
-      </w:r>
-    </w:p>
-    <w:p>
-      <w:pPr>
-        <w:pStyle w:val="ui-markdownparagraph"/>
-      </w:pPr>
-      <w:r>
-        <w:t>Given:</w:t>
-      </w:r>
-    </w:p>
-    <w:p>
-      <w:pPr>
-        <w:pStyle w:val="HTMLPreformatted"/>
-        <w:rPr>
-          <w:rStyle w:val="HTMLCode"/>
-        </w:rPr>
-      </w:pPr>
-      <w:r>
-        <w:rPr>
-          <w:rStyle w:val="HTMLCode"/>
-        </w:rPr>
-        <w:t>ArrayList&lt;Player&gt; india = ... // 3 players</w:t>
-      </w:r>
-    </w:p>
-    <w:p>
-      <w:pPr>
-        <w:pStyle w:val="HTMLPreformatted"/>
-        <w:rPr>
-          <w:rStyle w:val="HTMLCode"/>
-        </w:rPr>
-      </w:pPr>
-      <w:r>
-        <w:rPr>
-          <w:rStyle w:val="HTMLCode"/>
-        </w:rPr>
-        <w:t xml:space="preserve">ArrayList&lt;Player&gt; </w:t>
-      </w:r>
-      <w:r>
-        <w:rPr>
-          <w:rStyle w:val="HTMLCode"/>
-        </w:rPr>
-        <w:t>australia</w:t>
-      </w:r>
-      <w:r>
-        <w:rPr>
-          <w:rStyle w:val="HTMLCode"/>
-        </w:rPr>
-        <w:t xml:space="preserve"> = ... // 3 players</w:t>
-      </w:r>
-    </w:p>
-    <w:p>
-      <w:pPr>
-        <w:pStyle w:val="HTMLPreformatted"/>
-        <w:rPr>
-          <w:rStyle w:val="HTMLCode"/>
-        </w:rPr>
-      </w:pPr>
-      <w:r>
-        <w:rPr>
-          <w:rStyle w:val="HTMLCode"/>
-        </w:rPr>
-        <w:t xml:space="preserve">ArrayList&lt;Player&gt; </w:t>
-      </w:r>
-      <w:r>
-        <w:rPr>
-          <w:rStyle w:val="HTMLCode"/>
-        </w:rPr>
-        <w:t>england</w:t>
-      </w:r>
-      <w:r>
-        <w:rPr>
-          <w:rStyle w:val="HTMLCode"/>
-        </w:rPr>
-        <w:t xml:space="preserve"> = ... // 3 players</w:t>
-      </w:r>
-    </w:p>
-    <w:p>
-      <w:pPr>
-        <w:pStyle w:val="HTMLPreformatted"/>
-      </w:pPr>
-    </w:p>
-    <w:p>
-      <w:pPr>
-        <w:pStyle w:val="ui-markdownparagraph"/>
-      </w:pPr>
-      <w:r>
-        <w:t>Create </w:t>
-      </w:r>
-      <w:r>
-        <w:rPr>
-          <w:rStyle w:val="HTMLCode"/>
-        </w:rPr>
-        <w:t xml:space="preserve">ArrayList&lt;Player&gt; </w:t>
-      </w:r>
-      <w:r>
-        <w:rPr>
-          <w:rStyle w:val="HTMLCode"/>
-        </w:rPr>
-        <w:t>rcb</w:t>
-      </w:r>
-      <w:r>
-        <w:rPr>
-          <w:rStyle w:val="HTMLCode"/>
-        </w:rPr>
-        <w:t xml:space="preserve"> = new ArrayList</w:t>
-      </w:r>
-      <w:r>
-        <w:rPr>
-          <w:rStyle w:val="HTMLCode"/>
-        </w:rPr>
-        <w:t>()</w:t>
-      </w:r>
-      <w:r>
-        <w:rPr>
-          <w:rStyle w:val="HTMLCode"/>
-        </w:rPr>
-        <w:t>;</w:t>
-      </w:r>
-      <w:r>
-        <w:br/>
-        <w:t> then </w:t>
-      </w:r>
-    </w:p>
-    <w:p>
-      <w:pPr>
-        <w:pStyle w:val="ui-markdownparagraph"/>
-        <w:rPr>
-          <w:rStyle w:val="HTMLCode"/>
-        </w:rPr>
-      </w:pPr>
-      <w:r>
-        <w:rPr>
-          <w:rStyle w:val="HTMLCode"/>
-        </w:rPr>
-        <w:t>rcb</w:t>
-      </w:r>
-      <w:r>
-        <w:rPr>
-          <w:rStyle w:val="HTMLCode"/>
-        </w:rPr>
-        <w:t>.addAll(</w:t>
-      </w:r>
-      <w:r>
-        <w:rPr>
-          <w:rStyle w:val="HTMLCode"/>
-        </w:rPr>
-        <w:t>India</w:t>
-      </w:r>
-      <w:r>
-        <w:rPr>
-          <w:rStyle w:val="HTMLCode"/>
+        <w:tabs>
+          <w:tab w:val="left" w:pos="916"/>
+          <w:tab w:val="left" w:pos="1832"/>
+          <w:tab w:val="left" w:pos="2748"/>
+          <w:tab w:val="left" w:pos="3664"/>
+          <w:tab w:val="left" w:pos="4580"/>
+          <w:tab w:val="left" w:pos="5496"/>
+          <w:tab w:val="left" w:pos="6412"/>
+          <w:tab w:val="left" w:pos="7328"/>
+          <w:tab w:val="left" w:pos="8244"/>
+          <w:tab w:val="left" w:pos="9160"/>
+          <w:tab w:val="left" w:pos="10076"/>
+          <w:tab w:val="left" w:pos="10992"/>
+          <w:tab w:val="left" w:pos="11908"/>
+          <w:tab w:val="left" w:pos="12824"/>
+          <w:tab w:val="left" w:pos="13740"/>
+          <w:tab w:val="left" w:pos="14656"/>
+        </w:tabs>
+        <w:rPr>
+          <w:rFonts w:ascii="Courier New" w:eastAsia="Times New Roman" w:hAnsi="Courier New" w:cs="Courier New"/>
+          <w:sz w:val="20"/>
+          <w:szCs w:val="20"/>
+          <w:lang w:eastAsia="en-IN"/>
+        </w:rPr>
+      </w:pPr>
+      <w:proofErr w:type="spellStart"/>
+      <w:r>
+        <w:rPr>
+          <w:rFonts w:ascii="Courier New" w:eastAsia="Times New Roman" w:hAnsi="Courier New" w:cs="Courier New"/>
+          <w:sz w:val="20"/>
+          <w:szCs w:val="20"/>
+          <w:lang w:eastAsia="en-IN"/>
+        </w:rPr>
+        <w:t>library.add</w:t>
+      </w:r>
+      <w:proofErr w:type="spellEnd"/>
+      <w:r>
+        <w:rPr>
+          <w:rFonts w:ascii="Courier New" w:eastAsia="Times New Roman" w:hAnsi="Courier New" w:cs="Courier New"/>
+          <w:sz w:val="20"/>
+          <w:szCs w:val="20"/>
+          <w:lang w:eastAsia="en-IN"/>
+        </w:rPr>
+        <w:t>(</w:t>
+      </w:r>
+      <w:proofErr w:type="spellStart"/>
+      <w:r>
+        <w:rPr>
+          <w:rFonts w:ascii="Courier New" w:eastAsia="Times New Roman" w:hAnsi="Courier New" w:cs="Courier New"/>
+          <w:sz w:val="20"/>
+          <w:szCs w:val="20"/>
+          <w:lang w:eastAsia="en-IN"/>
+        </w:rPr>
+        <w:t>pythonBooks</w:t>
+      </w:r>
+      <w:proofErr w:type="spellEnd"/>
+      <w:r>
+        <w:rPr>
+          <w:rFonts w:ascii="Courier New" w:eastAsia="Times New Roman" w:hAnsi="Courier New" w:cs="Courier New"/>
+          <w:sz w:val="20"/>
+          <w:szCs w:val="20"/>
+          <w:lang w:eastAsia="en-IN"/>
         </w:rPr>
         <w:t>);</w:t>
       </w:r>
     </w:p>
     <w:p>
       <w:pPr>
-        <w:pStyle w:val="ui-markdownparagraph"/>
-        <w:rPr>
-          <w:rStyle w:val="HTMLCode"/>
-        </w:rPr>
-      </w:pPr>
-      <w:r>
-        <w:rPr>
-          <w:rStyle w:val="HTMLCode"/>
-        </w:rPr>
-        <w:t>rcb.addAll(australia);</w:t>
-      </w:r>
-    </w:p>
-    <w:p>
-      <w:pPr>
-        <w:pStyle w:val="ui-markdownparagraph"/>
-        <w:rPr>
-          <w:rStyle w:val="HTMLCode"/>
-        </w:rPr>
-      </w:pPr>
-      <w:r>
-        <w:rPr>
-          <w:rStyle w:val="HTMLCode"/>
-        </w:rPr>
-        <w:t>rcb.addAll(england);</w:t>
-      </w:r>
-    </w:p>
-    <w:p>
-      <w:pPr>
-        <w:pStyle w:val="ui-markdownparagraph"/>
-      </w:pPr>
-      <w:r>
-        <w:br/>
-        <w:t>Print combined list and total count.</w:t>
-      </w:r>
-    </w:p>
-    <w:p>
-      <w:pPr>
-        <w:pStyle w:val="ui-markdownparagraph"/>
-      </w:pPr>
-    </w:p>
-    <w:p>
-      <w:pPr>
-        <w:pStyle w:val="ui-markdownparagraph"/>
-        <w:rPr>
-          <w:rFonts w:ascii="Courier New" w:hAnsi="Courier New" w:cs="Courier New"/>
-          <w:sz w:val="20"/>
-          <w:szCs w:val="20"/>
-        </w:rPr>
-      </w:pPr>
-      <w:r>
+        <w:tabs>
+          <w:tab w:val="left" w:pos="916"/>
+          <w:tab w:val="left" w:pos="1832"/>
+          <w:tab w:val="left" w:pos="2748"/>
+          <w:tab w:val="left" w:pos="3664"/>
+          <w:tab w:val="left" w:pos="4580"/>
+          <w:tab w:val="left" w:pos="5496"/>
+          <w:tab w:val="left" w:pos="6412"/>
+          <w:tab w:val="left" w:pos="7328"/>
+          <w:tab w:val="left" w:pos="8244"/>
+          <w:tab w:val="left" w:pos="9160"/>
+          <w:tab w:val="left" w:pos="10076"/>
+          <w:tab w:val="left" w:pos="10992"/>
+          <w:tab w:val="left" w:pos="11908"/>
+          <w:tab w:val="left" w:pos="12824"/>
+          <w:tab w:val="left" w:pos="13740"/>
+          <w:tab w:val="left" w:pos="14656"/>
+        </w:tabs>
+        <w:rPr>
+          <w:rFonts w:ascii="Courier New" w:eastAsia="Times New Roman" w:hAnsi="Courier New" w:cs="Courier New"/>
+          <w:sz w:val="20"/>
+          <w:szCs w:val="20"/>
+          <w:lang w:eastAsia="en-IN"/>
+        </w:rPr>
+      </w:pPr>
+      <w:proofErr w:type="spellStart"/>
+      <w:r>
+        <w:rPr>
+          <w:rFonts w:ascii="Courier New" w:eastAsia="Times New Roman" w:hAnsi="Courier New" w:cs="Courier New"/>
+          <w:sz w:val="20"/>
+          <w:szCs w:val="20"/>
+          <w:lang w:eastAsia="en-IN"/>
+        </w:rPr>
+        <w:t>library.add</w:t>
+      </w:r>
+      <w:proofErr w:type="spellEnd"/>
+      <w:r>
+        <w:rPr>
+          <w:rFonts w:ascii="Courier New" w:eastAsia="Times New Roman" w:hAnsi="Courier New" w:cs="Courier New"/>
+          <w:sz w:val="20"/>
+          <w:szCs w:val="20"/>
+          <w:lang w:eastAsia="en-IN"/>
+        </w:rPr>
+        <w:t>(</w:t>
+      </w:r>
+      <w:proofErr w:type="spellStart"/>
+      <w:r>
+        <w:rPr>
+          <w:rFonts w:ascii="Courier New" w:eastAsia="Times New Roman" w:hAnsi="Courier New" w:cs="Courier New"/>
+          <w:sz w:val="20"/>
+          <w:szCs w:val="20"/>
+          <w:lang w:eastAsia="en-IN"/>
+        </w:rPr>
+        <w:t>webBooks</w:t>
+      </w:r>
+      <w:proofErr w:type="spellEnd"/>
+      <w:r>
+        <w:rPr>
+          <w:rFonts w:ascii="Courier New" w:eastAsia="Times New Roman" w:hAnsi="Courier New" w:cs="Courier New"/>
+          <w:sz w:val="20"/>
+          <w:szCs w:val="20"/>
+          <w:lang w:eastAsia="en-IN"/>
+        </w:rPr>
+        <w:t>);</w:t>
+      </w:r>
+    </w:p>
+    <w:p>
+      <w:pPr>
+        <w:spacing w:before="100" w:beforeAutospacing="1" w:after="100" w:afterAutospacing="1"/>
+        <w:rPr>
+          <w:rFonts w:ascii="Times New Roman" w:eastAsia="Times New Roman" w:hAnsi="Times New Roman" w:cs="Times New Roman"/>
+          <w:sz w:val="24"/>
+          <w:szCs w:val="24"/>
+          <w:lang w:eastAsia="en-IN"/>
+        </w:rPr>
+      </w:pPr>
+      <w:r>
+        <w:rPr>
+          <w:rFonts w:ascii="Times New Roman" w:eastAsia="Times New Roman" w:hAnsi="Times New Roman" w:cs="Times New Roman"/>
+          <w:b/>
+          <w:bCs/>
+          <w:sz w:val="24"/>
+          <w:szCs w:val="24"/>
+          <w:lang w:eastAsia="en-IN"/>
+        </w:rPr>
         <w:lastRenderedPageBreak/>
-        <w:br/>
+        <w:t>Tasks:</w:t>
+      </w:r>
+    </w:p>
+    <w:p>
+      <w:pPr>
+        <w:numPr>
+          <w:ilvl w:val="0"/>
+          <w:numId w:val="7"/>
+        </w:numPr>
+        <w:spacing w:before="100" w:beforeAutospacing="1" w:after="100" w:afterAutospacing="1"/>
+        <w:rPr>
+          <w:rFonts w:ascii="Times New Roman" w:eastAsia="Times New Roman" w:hAnsi="Times New Roman" w:cs="Times New Roman"/>
+          <w:sz w:val="24"/>
+          <w:szCs w:val="24"/>
+          <w:lang w:eastAsia="en-IN"/>
+        </w:rPr>
+      </w:pPr>
+      <w:r>
+        <w:rPr>
+          <w:rFonts w:ascii="Times New Roman" w:eastAsia="Times New Roman" w:hAnsi="Times New Roman" w:cs="Times New Roman"/>
+          <w:sz w:val="24"/>
+          <w:szCs w:val="24"/>
+          <w:lang w:eastAsia="en-IN"/>
+        </w:rPr>
+        <w:t xml:space="preserve">Print all books section-wise. </w:t>
+      </w:r>
+    </w:p>
+    <w:p>
+      <w:pPr>
+        <w:numPr>
+          <w:ilvl w:val="0"/>
+          <w:numId w:val="7"/>
+        </w:numPr>
+        <w:spacing w:before="100" w:beforeAutospacing="1" w:after="100" w:afterAutospacing="1"/>
+        <w:rPr>
+          <w:rFonts w:ascii="Times New Roman" w:eastAsia="Times New Roman" w:hAnsi="Times New Roman" w:cs="Times New Roman"/>
+          <w:sz w:val="24"/>
+          <w:szCs w:val="24"/>
+          <w:lang w:eastAsia="en-IN"/>
+        </w:rPr>
+      </w:pPr>
+      <w:r>
+        <w:rPr>
+          <w:rFonts w:ascii="Times New Roman" w:eastAsia="Times New Roman" w:hAnsi="Times New Roman" w:cs="Times New Roman"/>
+          <w:sz w:val="24"/>
+          <w:szCs w:val="24"/>
+          <w:lang w:eastAsia="en-IN"/>
+        </w:rPr>
+        <w:t xml:space="preserve">Print the books available in the Java section. </w:t>
+      </w:r>
+    </w:p>
+    <w:p>
+      <w:pPr>
+        <w:numPr>
+          <w:ilvl w:val="0"/>
+          <w:numId w:val="7"/>
+        </w:numPr>
+        <w:spacing w:before="100" w:beforeAutospacing="1" w:after="100" w:afterAutospacing="1"/>
+        <w:rPr>
+          <w:rFonts w:ascii="Times New Roman" w:eastAsia="Times New Roman" w:hAnsi="Times New Roman" w:cs="Times New Roman"/>
+          <w:sz w:val="24"/>
+          <w:szCs w:val="24"/>
+          <w:lang w:eastAsia="en-IN"/>
+        </w:rPr>
+      </w:pPr>
+      <w:r>
+        <w:rPr>
+          <w:rFonts w:ascii="Times New Roman" w:eastAsia="Times New Roman" w:hAnsi="Times New Roman" w:cs="Times New Roman"/>
+          <w:sz w:val="24"/>
+          <w:szCs w:val="24"/>
+          <w:lang w:eastAsia="en-IN"/>
+        </w:rPr>
+        <w:t xml:space="preserve">Print the total number of sections. </w:t>
+      </w:r>
+    </w:p>
+    <w:p>
+      <w:pPr>
+        <w:numPr>
+          <w:ilvl w:val="0"/>
+          <w:numId w:val="7"/>
+        </w:numPr>
+        <w:spacing w:before="100" w:beforeAutospacing="1" w:after="100" w:afterAutospacing="1"/>
+        <w:rPr>
+          <w:rFonts w:ascii="Times New Roman" w:eastAsia="Times New Roman" w:hAnsi="Times New Roman" w:cs="Times New Roman"/>
+          <w:sz w:val="24"/>
+          <w:szCs w:val="24"/>
+          <w:lang w:eastAsia="en-IN"/>
+        </w:rPr>
+      </w:pPr>
+      <w:r>
+        <w:rPr>
+          <w:rFonts w:ascii="Times New Roman" w:eastAsia="Times New Roman" w:hAnsi="Times New Roman" w:cs="Times New Roman"/>
+          <w:sz w:val="24"/>
+          <w:szCs w:val="24"/>
+          <w:lang w:eastAsia="en-IN"/>
+        </w:rPr>
+        <w:t xml:space="preserve">Print the number of books in each section. </w:t>
+      </w:r>
+    </w:p>
+    <w:p>
+      <w:pPr>
+        <w:spacing w:before="100" w:beforeAutospacing="1" w:after="100" w:afterAutospacing="1"/>
+        <w:rPr>
+          <w:rFonts w:ascii="Times New Roman" w:eastAsia="Times New Roman" w:hAnsi="Times New Roman" w:cs="Times New Roman"/>
+          <w:sz w:val="24"/>
+          <w:szCs w:val="24"/>
+          <w:lang w:eastAsia="en-IN"/>
+        </w:rPr>
+      </w:pPr>
+      <w:r>
+        <w:rPr>
+          <w:rFonts w:ascii="Times New Roman" w:eastAsia="Times New Roman" w:hAnsi="Times New Roman" w:cs="Times New Roman"/>
+          <w:b/>
+          <w:bCs/>
+          <w:sz w:val="24"/>
+          <w:szCs w:val="24"/>
+          <w:lang w:eastAsia="en-IN"/>
+        </w:rPr>
+        <w:t>Concepts:</w:t>
+      </w:r>
+      <w:r>
+        <w:rPr>
+          <w:rFonts w:ascii="Times New Roman" w:eastAsia="Times New Roman" w:hAnsi="Times New Roman" w:cs="Times New Roman"/>
+          <w:sz w:val="24"/>
+          <w:szCs w:val="24"/>
+          <w:lang w:eastAsia="en-IN"/>
+        </w:rPr>
+        <w:t xml:space="preserve"> Nested </w:t>
+      </w:r>
+      <w:proofErr w:type="spellStart"/>
+      <w:r>
+        <w:rPr>
+          <w:rFonts w:ascii="Courier New" w:eastAsia="Times New Roman" w:hAnsi="Courier New" w:cs="Courier New"/>
+          <w:sz w:val="20"/>
+          <w:szCs w:val="20"/>
+          <w:lang w:eastAsia="en-IN"/>
+        </w:rPr>
+        <w:t>ArrayList</w:t>
+      </w:r>
+      <w:proofErr w:type="spellEnd"/>
+      <w:r>
+        <w:rPr>
+          <w:rFonts w:ascii="Times New Roman" w:eastAsia="Times New Roman" w:hAnsi="Times New Roman" w:cs="Times New Roman"/>
+          <w:sz w:val="24"/>
+          <w:szCs w:val="24"/>
+          <w:lang w:eastAsia="en-IN"/>
+        </w:rPr>
+        <w:t xml:space="preserve">, </w:t>
+      </w:r>
+      <w:proofErr w:type="gramStart"/>
+      <w:r>
+        <w:rPr>
+          <w:rFonts w:ascii="Courier New" w:eastAsia="Times New Roman" w:hAnsi="Courier New" w:cs="Courier New"/>
+          <w:sz w:val="20"/>
+          <w:szCs w:val="20"/>
+          <w:lang w:eastAsia="en-IN"/>
+        </w:rPr>
+        <w:t>add(</w:t>
+      </w:r>
+      <w:proofErr w:type="gramEnd"/>
+      <w:r>
+        <w:rPr>
+          <w:rFonts w:ascii="Courier New" w:eastAsia="Times New Roman" w:hAnsi="Courier New" w:cs="Courier New"/>
+          <w:sz w:val="20"/>
+          <w:szCs w:val="20"/>
+          <w:lang w:eastAsia="en-IN"/>
+        </w:rPr>
+        <w:t>)</w:t>
+      </w:r>
+      <w:r>
+        <w:rPr>
+          <w:rFonts w:ascii="Times New Roman" w:eastAsia="Times New Roman" w:hAnsi="Times New Roman" w:cs="Times New Roman"/>
+          <w:sz w:val="24"/>
+          <w:szCs w:val="24"/>
+          <w:lang w:eastAsia="en-IN"/>
+        </w:rPr>
+        <w:t>, indexing, loops.</w:t>
+      </w:r>
+    </w:p>
+    <w:p>
+      <w:pPr>
+        <w:rPr>
+          <w:rFonts w:ascii="Times New Roman" w:eastAsia="Times New Roman" w:hAnsi="Times New Roman" w:cs="Times New Roman"/>
+          <w:sz w:val="24"/>
+          <w:szCs w:val="24"/>
+          <w:lang w:eastAsia="en-IN"/>
+        </w:rPr>
+      </w:pPr>
+      <w:r>
+        <w:rPr>
+          <w:rFonts w:ascii="Times New Roman" w:eastAsia="Times New Roman" w:hAnsi="Times New Roman" w:cs="Times New Roman"/>
+          <w:sz w:val="24"/>
+          <w:szCs w:val="24"/>
+          <w:lang w:eastAsia="en-IN"/>
+        </w:rPr>
+        <w:pict w14:anchorId="68D5CB6F">
+          <v:rect id="_x0000_i1026" style="width:0;height:1.5pt" o:hralign="center" o:hrstd="t" o:hr="t" fillcolor="#a0a0a0" stroked="f"/>
+        </w:pict>
       </w:r>
     </w:p>
     <w:p>
@@ -684,19 +1685,965 @@
         <w:outlineLvl w:val="2"/>
         <w:rPr>
           <w:rFonts w:ascii="Times New Roman" w:eastAsia="Times New Roman" w:hAnsi="Times New Roman" w:cs="Times New Roman"/>
-          <w:sz w:val="24"/>
-          <w:szCs w:val="24"/>
-          <w:lang w:eastAsia="en-IN"/>
-        </w:rPr>
-      </w:pPr>
-    </w:p>
-    <w:p>
-      <w:pPr>
-        <w:rPr>
-          <w:lang w:val="en-US"/>
-        </w:rPr>
-      </w:pPr>
-    </w:p>
+          <w:b/>
+          <w:bCs/>
+          <w:sz w:val="27"/>
+          <w:szCs w:val="27"/>
+          <w:lang w:eastAsia="en-IN"/>
+        </w:rPr>
+      </w:pPr>
+      <w:r>
+        <w:rPr>
+          <w:rFonts w:ascii="Times New Roman" w:eastAsia="Times New Roman" w:hAnsi="Times New Roman" w:cs="Times New Roman"/>
+          <w:b/>
+          <w:bCs/>
+          <w:sz w:val="27"/>
+          <w:szCs w:val="27"/>
+          <w:lang w:eastAsia="en-IN"/>
+        </w:rPr>
+        <w:t>Assignment 3: Build a Company Project Team</w:t>
+      </w:r>
+    </w:p>
+    <w:p>
+      <w:pPr>
+        <w:spacing w:before="100" w:beforeAutospacing="1" w:after="100" w:afterAutospacing="1"/>
+        <w:rPr>
+          <w:rFonts w:ascii="Times New Roman" w:eastAsia="Times New Roman" w:hAnsi="Times New Roman" w:cs="Times New Roman"/>
+          <w:sz w:val="24"/>
+          <w:szCs w:val="24"/>
+          <w:lang w:eastAsia="en-IN"/>
+        </w:rPr>
+      </w:pPr>
+      <w:r>
+        <w:rPr>
+          <w:rFonts w:ascii="Times New Roman" w:eastAsia="Times New Roman" w:hAnsi="Times New Roman" w:cs="Times New Roman"/>
+          <w:b/>
+          <w:bCs/>
+          <w:sz w:val="24"/>
+          <w:szCs w:val="24"/>
+          <w:lang w:eastAsia="en-IN"/>
+        </w:rPr>
+        <w:t>Class:</w:t>
+      </w:r>
+      <w:r>
+        <w:rPr>
+          <w:rFonts w:ascii="Times New Roman" w:eastAsia="Times New Roman" w:hAnsi="Times New Roman" w:cs="Times New Roman"/>
+          <w:sz w:val="24"/>
+          <w:szCs w:val="24"/>
+          <w:lang w:eastAsia="en-IN"/>
+        </w:rPr>
+        <w:t xml:space="preserve"> </w:t>
+      </w:r>
+      <w:r>
+        <w:rPr>
+          <w:rFonts w:ascii="Courier New" w:eastAsia="Times New Roman" w:hAnsi="Courier New" w:cs="Courier New"/>
+          <w:sz w:val="20"/>
+          <w:szCs w:val="20"/>
+          <w:lang w:eastAsia="en-IN"/>
+        </w:rPr>
+        <w:t>Employee</w:t>
+      </w:r>
+    </w:p>
+    <w:p>
+      <w:pPr>
+        <w:spacing w:before="100" w:beforeAutospacing="1" w:after="100" w:afterAutospacing="1"/>
+        <w:rPr>
+          <w:rFonts w:ascii="Times New Roman" w:eastAsia="Times New Roman" w:hAnsi="Times New Roman" w:cs="Times New Roman"/>
+          <w:sz w:val="24"/>
+          <w:szCs w:val="24"/>
+          <w:lang w:eastAsia="en-IN"/>
+        </w:rPr>
+      </w:pPr>
+      <w:r>
+        <w:rPr>
+          <w:rFonts w:ascii="Times New Roman" w:eastAsia="Times New Roman" w:hAnsi="Times New Roman" w:cs="Times New Roman"/>
+          <w:b/>
+          <w:bCs/>
+          <w:sz w:val="24"/>
+          <w:szCs w:val="24"/>
+          <w:lang w:eastAsia="en-IN"/>
+        </w:rPr>
+        <w:t>Attributes:</w:t>
+      </w:r>
+    </w:p>
+    <w:p>
+      <w:pPr>
+        <w:numPr>
+          <w:ilvl w:val="0"/>
+          <w:numId w:val="8"/>
+        </w:numPr>
+        <w:spacing w:before="100" w:beforeAutospacing="1" w:after="100" w:afterAutospacing="1"/>
+        <w:rPr>
+          <w:rFonts w:ascii="Times New Roman" w:eastAsia="Times New Roman" w:hAnsi="Times New Roman" w:cs="Times New Roman"/>
+          <w:sz w:val="24"/>
+          <w:szCs w:val="24"/>
+          <w:lang w:eastAsia="en-IN"/>
+        </w:rPr>
+      </w:pPr>
+      <w:proofErr w:type="spellStart"/>
+      <w:r>
+        <w:rPr>
+          <w:rFonts w:ascii="Courier New" w:eastAsia="Times New Roman" w:hAnsi="Courier New" w:cs="Courier New"/>
+          <w:sz w:val="20"/>
+          <w:szCs w:val="20"/>
+          <w:lang w:eastAsia="en-IN"/>
+        </w:rPr>
+        <w:t>empId</w:t>
+      </w:r>
+      <w:proofErr w:type="spellEnd"/>
+      <w:r>
+        <w:rPr>
+          <w:rFonts w:ascii="Times New Roman" w:eastAsia="Times New Roman" w:hAnsi="Times New Roman" w:cs="Times New Roman"/>
+          <w:sz w:val="24"/>
+          <w:szCs w:val="24"/>
+          <w:lang w:eastAsia="en-IN"/>
+        </w:rPr>
+        <w:t xml:space="preserve"> </w:t>
+      </w:r>
+    </w:p>
+    <w:p>
+      <w:pPr>
+        <w:numPr>
+          <w:ilvl w:val="0"/>
+          <w:numId w:val="8"/>
+        </w:numPr>
+        <w:spacing w:before="100" w:beforeAutospacing="1" w:after="100" w:afterAutospacing="1"/>
+        <w:rPr>
+          <w:rFonts w:ascii="Times New Roman" w:eastAsia="Times New Roman" w:hAnsi="Times New Roman" w:cs="Times New Roman"/>
+          <w:sz w:val="24"/>
+          <w:szCs w:val="24"/>
+          <w:lang w:eastAsia="en-IN"/>
+        </w:rPr>
+      </w:pPr>
+      <w:r>
+        <w:rPr>
+          <w:rFonts w:ascii="Courier New" w:eastAsia="Times New Roman" w:hAnsi="Courier New" w:cs="Courier New"/>
+          <w:sz w:val="20"/>
+          <w:szCs w:val="20"/>
+          <w:lang w:eastAsia="en-IN"/>
+        </w:rPr>
+        <w:t>name</w:t>
+      </w:r>
+      <w:r>
+        <w:rPr>
+          <w:rFonts w:ascii="Times New Roman" w:eastAsia="Times New Roman" w:hAnsi="Times New Roman" w:cs="Times New Roman"/>
+          <w:sz w:val="24"/>
+          <w:szCs w:val="24"/>
+          <w:lang w:eastAsia="en-IN"/>
+        </w:rPr>
+        <w:t xml:space="preserve"> </w:t>
+      </w:r>
+    </w:p>
+    <w:p>
+      <w:pPr>
+        <w:numPr>
+          <w:ilvl w:val="0"/>
+          <w:numId w:val="8"/>
+        </w:numPr>
+        <w:spacing w:before="100" w:beforeAutospacing="1" w:after="100" w:afterAutospacing="1"/>
+        <w:rPr>
+          <w:rFonts w:ascii="Times New Roman" w:eastAsia="Times New Roman" w:hAnsi="Times New Roman" w:cs="Times New Roman"/>
+          <w:sz w:val="24"/>
+          <w:szCs w:val="24"/>
+          <w:lang w:eastAsia="en-IN"/>
+        </w:rPr>
+      </w:pPr>
+      <w:r>
+        <w:rPr>
+          <w:rFonts w:ascii="Courier New" w:eastAsia="Times New Roman" w:hAnsi="Courier New" w:cs="Courier New"/>
+          <w:sz w:val="20"/>
+          <w:szCs w:val="20"/>
+          <w:lang w:eastAsia="en-IN"/>
+        </w:rPr>
+        <w:t>role</w:t>
+      </w:r>
+      <w:r>
+        <w:rPr>
+          <w:rFonts w:ascii="Times New Roman" w:eastAsia="Times New Roman" w:hAnsi="Times New Roman" w:cs="Times New Roman"/>
+          <w:sz w:val="24"/>
+          <w:szCs w:val="24"/>
+          <w:lang w:eastAsia="en-IN"/>
+        </w:rPr>
+        <w:t xml:space="preserve"> </w:t>
+      </w:r>
+    </w:p>
+    <w:p>
+      <w:pPr>
+        <w:numPr>
+          <w:ilvl w:val="0"/>
+          <w:numId w:val="8"/>
+        </w:numPr>
+        <w:spacing w:before="100" w:beforeAutospacing="1" w:after="100" w:afterAutospacing="1"/>
+        <w:rPr>
+          <w:rFonts w:ascii="Times New Roman" w:eastAsia="Times New Roman" w:hAnsi="Times New Roman" w:cs="Times New Roman"/>
+          <w:sz w:val="24"/>
+          <w:szCs w:val="24"/>
+          <w:lang w:eastAsia="en-IN"/>
+        </w:rPr>
+      </w:pPr>
+      <w:r>
+        <w:rPr>
+          <w:rFonts w:ascii="Courier New" w:eastAsia="Times New Roman" w:hAnsi="Courier New" w:cs="Courier New"/>
+          <w:sz w:val="20"/>
+          <w:szCs w:val="20"/>
+          <w:lang w:eastAsia="en-IN"/>
+        </w:rPr>
+        <w:t>experience</w:t>
+      </w:r>
+      <w:r>
+        <w:rPr>
+          <w:rFonts w:ascii="Times New Roman" w:eastAsia="Times New Roman" w:hAnsi="Times New Roman" w:cs="Times New Roman"/>
+          <w:sz w:val="24"/>
+          <w:szCs w:val="24"/>
+          <w:lang w:eastAsia="en-IN"/>
+        </w:rPr>
+        <w:t xml:space="preserve"> </w:t>
+      </w:r>
+    </w:p>
+    <w:p>
+      <w:pPr>
+        <w:spacing w:before="100" w:beforeAutospacing="1" w:after="100" w:afterAutospacing="1"/>
+        <w:rPr>
+          <w:rFonts w:ascii="Times New Roman" w:eastAsia="Times New Roman" w:hAnsi="Times New Roman" w:cs="Times New Roman"/>
+          <w:sz w:val="24"/>
+          <w:szCs w:val="24"/>
+          <w:lang w:eastAsia="en-IN"/>
+        </w:rPr>
+      </w:pPr>
+      <w:r>
+        <w:rPr>
+          <w:rFonts w:ascii="Times New Roman" w:eastAsia="Times New Roman" w:hAnsi="Times New Roman" w:cs="Times New Roman"/>
+          <w:sz w:val="24"/>
+          <w:szCs w:val="24"/>
+          <w:lang w:eastAsia="en-IN"/>
+        </w:rPr>
+        <w:t>Given three departmental lists:</w:t>
+      </w:r>
+    </w:p>
+    <w:p>
+      <w:pPr>
+        <w:tabs>
+          <w:tab w:val="left" w:pos="916"/>
+          <w:tab w:val="left" w:pos="1832"/>
+          <w:tab w:val="left" w:pos="2748"/>
+          <w:tab w:val="left" w:pos="3664"/>
+          <w:tab w:val="left" w:pos="4580"/>
+          <w:tab w:val="left" w:pos="5496"/>
+          <w:tab w:val="left" w:pos="6412"/>
+          <w:tab w:val="left" w:pos="7328"/>
+          <w:tab w:val="left" w:pos="8244"/>
+          <w:tab w:val="left" w:pos="9160"/>
+          <w:tab w:val="left" w:pos="10076"/>
+          <w:tab w:val="left" w:pos="10992"/>
+          <w:tab w:val="left" w:pos="11908"/>
+          <w:tab w:val="left" w:pos="12824"/>
+          <w:tab w:val="left" w:pos="13740"/>
+          <w:tab w:val="left" w:pos="14656"/>
+        </w:tabs>
+        <w:rPr>
+          <w:rFonts w:ascii="Courier New" w:eastAsia="Times New Roman" w:hAnsi="Courier New" w:cs="Courier New"/>
+          <w:sz w:val="20"/>
+          <w:szCs w:val="20"/>
+          <w:lang w:eastAsia="en-IN"/>
+        </w:rPr>
+      </w:pPr>
+      <w:proofErr w:type="spellStart"/>
+      <w:r>
+        <w:rPr>
+          <w:rFonts w:ascii="Courier New" w:eastAsia="Times New Roman" w:hAnsi="Courier New" w:cs="Courier New"/>
+          <w:sz w:val="20"/>
+          <w:szCs w:val="20"/>
+          <w:lang w:eastAsia="en-IN"/>
+        </w:rPr>
+        <w:t>ArrayList</w:t>
+      </w:r>
+      <w:proofErr w:type="spellEnd"/>
+      <w:r>
+        <w:rPr>
+          <w:rFonts w:ascii="Courier New" w:eastAsia="Times New Roman" w:hAnsi="Courier New" w:cs="Courier New"/>
+          <w:sz w:val="20"/>
+          <w:szCs w:val="20"/>
+          <w:lang w:eastAsia="en-IN"/>
+        </w:rPr>
+        <w:t xml:space="preserve">&lt;Employee&gt; developers = </w:t>
+      </w:r>
+      <w:proofErr w:type="gramStart"/>
+      <w:r>
+        <w:rPr>
+          <w:rFonts w:ascii="Courier New" w:eastAsia="Times New Roman" w:hAnsi="Courier New" w:cs="Courier New"/>
+          <w:sz w:val="20"/>
+          <w:szCs w:val="20"/>
+          <w:lang w:eastAsia="en-IN"/>
+        </w:rPr>
+        <w:t>...;  /</w:t>
+      </w:r>
+      <w:proofErr w:type="gramEnd"/>
+      <w:r>
+        <w:rPr>
+          <w:rFonts w:ascii="Courier New" w:eastAsia="Times New Roman" w:hAnsi="Courier New" w:cs="Courier New"/>
+          <w:sz w:val="20"/>
+          <w:szCs w:val="20"/>
+          <w:lang w:eastAsia="en-IN"/>
+        </w:rPr>
+        <w:t>/ 3 employees</w:t>
+      </w:r>
+    </w:p>
+    <w:p>
+      <w:pPr>
+        <w:tabs>
+          <w:tab w:val="left" w:pos="916"/>
+          <w:tab w:val="left" w:pos="1832"/>
+          <w:tab w:val="left" w:pos="2748"/>
+          <w:tab w:val="left" w:pos="3664"/>
+          <w:tab w:val="left" w:pos="4580"/>
+          <w:tab w:val="left" w:pos="5496"/>
+          <w:tab w:val="left" w:pos="6412"/>
+          <w:tab w:val="left" w:pos="7328"/>
+          <w:tab w:val="left" w:pos="8244"/>
+          <w:tab w:val="left" w:pos="9160"/>
+          <w:tab w:val="left" w:pos="10076"/>
+          <w:tab w:val="left" w:pos="10992"/>
+          <w:tab w:val="left" w:pos="11908"/>
+          <w:tab w:val="left" w:pos="12824"/>
+          <w:tab w:val="left" w:pos="13740"/>
+          <w:tab w:val="left" w:pos="14656"/>
+        </w:tabs>
+        <w:rPr>
+          <w:rFonts w:ascii="Courier New" w:eastAsia="Times New Roman" w:hAnsi="Courier New" w:cs="Courier New"/>
+          <w:sz w:val="20"/>
+          <w:szCs w:val="20"/>
+          <w:lang w:eastAsia="en-IN"/>
+        </w:rPr>
+      </w:pPr>
+      <w:proofErr w:type="spellStart"/>
+      <w:r>
+        <w:rPr>
+          <w:rFonts w:ascii="Courier New" w:eastAsia="Times New Roman" w:hAnsi="Courier New" w:cs="Courier New"/>
+          <w:sz w:val="20"/>
+          <w:szCs w:val="20"/>
+          <w:lang w:eastAsia="en-IN"/>
+        </w:rPr>
+        <w:t>ArrayList</w:t>
+      </w:r>
+      <w:proofErr w:type="spellEnd"/>
+      <w:r>
+        <w:rPr>
+          <w:rFonts w:ascii="Courier New" w:eastAsia="Times New Roman" w:hAnsi="Courier New" w:cs="Courier New"/>
+          <w:sz w:val="20"/>
+          <w:szCs w:val="20"/>
+          <w:lang w:eastAsia="en-IN"/>
+        </w:rPr>
+        <w:t xml:space="preserve">&lt;Employee&gt; testers = </w:t>
+      </w:r>
+      <w:proofErr w:type="gramStart"/>
+      <w:r>
+        <w:rPr>
+          <w:rFonts w:ascii="Courier New" w:eastAsia="Times New Roman" w:hAnsi="Courier New" w:cs="Courier New"/>
+          <w:sz w:val="20"/>
+          <w:szCs w:val="20"/>
+          <w:lang w:eastAsia="en-IN"/>
+        </w:rPr>
+        <w:t xml:space="preserve">...;   </w:t>
+      </w:r>
+      <w:proofErr w:type="gramEnd"/>
+      <w:r>
+        <w:rPr>
+          <w:rFonts w:ascii="Courier New" w:eastAsia="Times New Roman" w:hAnsi="Courier New" w:cs="Courier New"/>
+          <w:sz w:val="20"/>
+          <w:szCs w:val="20"/>
+          <w:lang w:eastAsia="en-IN"/>
+        </w:rPr>
+        <w:t xml:space="preserve">  // 3 employees</w:t>
+      </w:r>
+    </w:p>
+    <w:p>
+      <w:pPr>
+        <w:tabs>
+          <w:tab w:val="left" w:pos="916"/>
+          <w:tab w:val="left" w:pos="1832"/>
+          <w:tab w:val="left" w:pos="2748"/>
+          <w:tab w:val="left" w:pos="3664"/>
+          <w:tab w:val="left" w:pos="4580"/>
+          <w:tab w:val="left" w:pos="5496"/>
+          <w:tab w:val="left" w:pos="6412"/>
+          <w:tab w:val="left" w:pos="7328"/>
+          <w:tab w:val="left" w:pos="8244"/>
+          <w:tab w:val="left" w:pos="9160"/>
+          <w:tab w:val="left" w:pos="10076"/>
+          <w:tab w:val="left" w:pos="10992"/>
+          <w:tab w:val="left" w:pos="11908"/>
+          <w:tab w:val="left" w:pos="12824"/>
+          <w:tab w:val="left" w:pos="13740"/>
+          <w:tab w:val="left" w:pos="14656"/>
+        </w:tabs>
+        <w:rPr>
+          <w:rFonts w:ascii="Courier New" w:eastAsia="Times New Roman" w:hAnsi="Courier New" w:cs="Courier New"/>
+          <w:sz w:val="20"/>
+          <w:szCs w:val="20"/>
+          <w:lang w:eastAsia="en-IN"/>
+        </w:rPr>
+      </w:pPr>
+      <w:proofErr w:type="spellStart"/>
+      <w:r>
+        <w:rPr>
+          <w:rFonts w:ascii="Courier New" w:eastAsia="Times New Roman" w:hAnsi="Courier New" w:cs="Courier New"/>
+          <w:sz w:val="20"/>
+          <w:szCs w:val="20"/>
+          <w:lang w:eastAsia="en-IN"/>
+        </w:rPr>
+        <w:t>ArrayList</w:t>
+      </w:r>
+      <w:proofErr w:type="spellEnd"/>
+      <w:r>
+        <w:rPr>
+          <w:rFonts w:ascii="Courier New" w:eastAsia="Times New Roman" w:hAnsi="Courier New" w:cs="Courier New"/>
+          <w:sz w:val="20"/>
+          <w:szCs w:val="20"/>
+          <w:lang w:eastAsia="en-IN"/>
+        </w:rPr>
+        <w:t xml:space="preserve">&lt;Employee&gt; designers = </w:t>
+      </w:r>
+      <w:proofErr w:type="gramStart"/>
+      <w:r>
+        <w:rPr>
+          <w:rFonts w:ascii="Courier New" w:eastAsia="Times New Roman" w:hAnsi="Courier New" w:cs="Courier New"/>
+          <w:sz w:val="20"/>
+          <w:szCs w:val="20"/>
+          <w:lang w:eastAsia="en-IN"/>
+        </w:rPr>
+        <w:t xml:space="preserve">...;   </w:t>
+      </w:r>
+      <w:proofErr w:type="gramEnd"/>
+      <w:r>
+        <w:rPr>
+          <w:rFonts w:ascii="Courier New" w:eastAsia="Times New Roman" w:hAnsi="Courier New" w:cs="Courier New"/>
+          <w:sz w:val="20"/>
+          <w:szCs w:val="20"/>
+          <w:lang w:eastAsia="en-IN"/>
+        </w:rPr>
+        <w:t>// 3 employees</w:t>
+      </w:r>
+    </w:p>
+    <w:p>
+      <w:pPr>
+        <w:spacing w:before="100" w:beforeAutospacing="1" w:after="100" w:afterAutospacing="1"/>
+        <w:rPr>
+          <w:rFonts w:ascii="Times New Roman" w:eastAsia="Times New Roman" w:hAnsi="Times New Roman" w:cs="Times New Roman"/>
+          <w:sz w:val="24"/>
+          <w:szCs w:val="24"/>
+          <w:lang w:eastAsia="en-IN"/>
+        </w:rPr>
+      </w:pPr>
+      <w:r>
+        <w:rPr>
+          <w:rFonts w:ascii="Times New Roman" w:eastAsia="Times New Roman" w:hAnsi="Times New Roman" w:cs="Times New Roman"/>
+          <w:sz w:val="24"/>
+          <w:szCs w:val="24"/>
+          <w:lang w:eastAsia="en-IN"/>
+        </w:rPr>
+        <w:t>Create a new project team:</w:t>
+      </w:r>
+    </w:p>
+    <w:p>
+      <w:pPr>
+        <w:tabs>
+          <w:tab w:val="left" w:pos="916"/>
+          <w:tab w:val="left" w:pos="1832"/>
+          <w:tab w:val="left" w:pos="2748"/>
+          <w:tab w:val="left" w:pos="3664"/>
+          <w:tab w:val="left" w:pos="4580"/>
+          <w:tab w:val="left" w:pos="5496"/>
+          <w:tab w:val="left" w:pos="6412"/>
+          <w:tab w:val="left" w:pos="7328"/>
+          <w:tab w:val="left" w:pos="8244"/>
+          <w:tab w:val="left" w:pos="9160"/>
+          <w:tab w:val="left" w:pos="10076"/>
+          <w:tab w:val="left" w:pos="10992"/>
+          <w:tab w:val="left" w:pos="11908"/>
+          <w:tab w:val="left" w:pos="12824"/>
+          <w:tab w:val="left" w:pos="13740"/>
+          <w:tab w:val="left" w:pos="14656"/>
+        </w:tabs>
+        <w:rPr>
+          <w:rFonts w:ascii="Courier New" w:eastAsia="Times New Roman" w:hAnsi="Courier New" w:cs="Courier New"/>
+          <w:sz w:val="20"/>
+          <w:szCs w:val="20"/>
+          <w:lang w:eastAsia="en-IN"/>
+        </w:rPr>
+      </w:pPr>
+      <w:proofErr w:type="spellStart"/>
+      <w:r>
+        <w:rPr>
+          <w:rFonts w:ascii="Courier New" w:eastAsia="Times New Roman" w:hAnsi="Courier New" w:cs="Courier New"/>
+          <w:sz w:val="20"/>
+          <w:szCs w:val="20"/>
+          <w:lang w:eastAsia="en-IN"/>
+        </w:rPr>
+        <w:t>ArrayList</w:t>
+      </w:r>
+      <w:proofErr w:type="spellEnd"/>
+      <w:r>
+        <w:rPr>
+          <w:rFonts w:ascii="Courier New" w:eastAsia="Times New Roman" w:hAnsi="Courier New" w:cs="Courier New"/>
+          <w:sz w:val="20"/>
+          <w:szCs w:val="20"/>
+          <w:lang w:eastAsia="en-IN"/>
+        </w:rPr>
+        <w:t xml:space="preserve">&lt;Employee&gt; </w:t>
+      </w:r>
+      <w:proofErr w:type="spellStart"/>
+      <w:r>
+        <w:rPr>
+          <w:rFonts w:ascii="Courier New" w:eastAsia="Times New Roman" w:hAnsi="Courier New" w:cs="Courier New"/>
+          <w:sz w:val="20"/>
+          <w:szCs w:val="20"/>
+          <w:lang w:eastAsia="en-IN"/>
+        </w:rPr>
+        <w:t>projectTeam</w:t>
+      </w:r>
+      <w:proofErr w:type="spellEnd"/>
+      <w:r>
+        <w:rPr>
+          <w:rFonts w:ascii="Courier New" w:eastAsia="Times New Roman" w:hAnsi="Courier New" w:cs="Courier New"/>
+          <w:sz w:val="20"/>
+          <w:szCs w:val="20"/>
+          <w:lang w:eastAsia="en-IN"/>
+        </w:rPr>
+        <w:t xml:space="preserve"> = new </w:t>
+      </w:r>
+      <w:proofErr w:type="spellStart"/>
+      <w:r>
+        <w:rPr>
+          <w:rFonts w:ascii="Courier New" w:eastAsia="Times New Roman" w:hAnsi="Courier New" w:cs="Courier New"/>
+          <w:sz w:val="20"/>
+          <w:szCs w:val="20"/>
+          <w:lang w:eastAsia="en-IN"/>
+        </w:rPr>
+        <w:t>ArrayList</w:t>
+      </w:r>
+      <w:proofErr w:type="spellEnd"/>
+      <w:r>
+        <w:rPr>
+          <w:rFonts w:ascii="Courier New" w:eastAsia="Times New Roman" w:hAnsi="Courier New" w:cs="Courier New"/>
+          <w:sz w:val="20"/>
+          <w:szCs w:val="20"/>
+          <w:lang w:eastAsia="en-IN"/>
+        </w:rPr>
+        <w:t>&lt;</w:t>
+      </w:r>
+      <w:proofErr w:type="gramStart"/>
+      <w:r>
+        <w:rPr>
+          <w:rFonts w:ascii="Courier New" w:eastAsia="Times New Roman" w:hAnsi="Courier New" w:cs="Courier New"/>
+          <w:sz w:val="20"/>
+          <w:szCs w:val="20"/>
+          <w:lang w:eastAsia="en-IN"/>
+        </w:rPr>
+        <w:t>&gt;(</w:t>
+      </w:r>
+      <w:proofErr w:type="gramEnd"/>
+      <w:r>
+        <w:rPr>
+          <w:rFonts w:ascii="Courier New" w:eastAsia="Times New Roman" w:hAnsi="Courier New" w:cs="Courier New"/>
+          <w:sz w:val="20"/>
+          <w:szCs w:val="20"/>
+          <w:lang w:eastAsia="en-IN"/>
+        </w:rPr>
+        <w:t>);</w:t>
+      </w:r>
+    </w:p>
+    <w:p>
+      <w:pPr>
+        <w:spacing w:before="100" w:beforeAutospacing="1" w:after="100" w:afterAutospacing="1"/>
+        <w:rPr>
+          <w:rFonts w:ascii="Times New Roman" w:eastAsia="Times New Roman" w:hAnsi="Times New Roman" w:cs="Times New Roman"/>
+          <w:sz w:val="24"/>
+          <w:szCs w:val="24"/>
+          <w:lang w:eastAsia="en-IN"/>
+        </w:rPr>
+      </w:pPr>
+      <w:r>
+        <w:rPr>
+          <w:rFonts w:ascii="Times New Roman" w:eastAsia="Times New Roman" w:hAnsi="Times New Roman" w:cs="Times New Roman"/>
+          <w:sz w:val="24"/>
+          <w:szCs w:val="24"/>
+          <w:lang w:eastAsia="en-IN"/>
+        </w:rPr>
+        <w:t>Combine all employees:</w:t>
+      </w:r>
+    </w:p>
+    <w:p>
+      <w:pPr>
+        <w:tabs>
+          <w:tab w:val="left" w:pos="916"/>
+          <w:tab w:val="left" w:pos="1832"/>
+          <w:tab w:val="left" w:pos="2748"/>
+          <w:tab w:val="left" w:pos="3664"/>
+          <w:tab w:val="left" w:pos="4580"/>
+          <w:tab w:val="left" w:pos="5496"/>
+          <w:tab w:val="left" w:pos="6412"/>
+          <w:tab w:val="left" w:pos="7328"/>
+          <w:tab w:val="left" w:pos="8244"/>
+          <w:tab w:val="left" w:pos="9160"/>
+          <w:tab w:val="left" w:pos="10076"/>
+          <w:tab w:val="left" w:pos="10992"/>
+          <w:tab w:val="left" w:pos="11908"/>
+          <w:tab w:val="left" w:pos="12824"/>
+          <w:tab w:val="left" w:pos="13740"/>
+          <w:tab w:val="left" w:pos="14656"/>
+        </w:tabs>
+        <w:rPr>
+          <w:rFonts w:ascii="Courier New" w:eastAsia="Times New Roman" w:hAnsi="Courier New" w:cs="Courier New"/>
+          <w:sz w:val="20"/>
+          <w:szCs w:val="20"/>
+          <w:lang w:eastAsia="en-IN"/>
+        </w:rPr>
+      </w:pPr>
+      <w:proofErr w:type="spellStart"/>
+      <w:r>
+        <w:rPr>
+          <w:rFonts w:ascii="Courier New" w:eastAsia="Times New Roman" w:hAnsi="Courier New" w:cs="Courier New"/>
+          <w:sz w:val="20"/>
+          <w:szCs w:val="20"/>
+          <w:lang w:eastAsia="en-IN"/>
+        </w:rPr>
+        <w:t>projectTeam.addAll</w:t>
+      </w:r>
+      <w:proofErr w:type="spellEnd"/>
+      <w:r>
+        <w:rPr>
+          <w:rFonts w:ascii="Courier New" w:eastAsia="Times New Roman" w:hAnsi="Courier New" w:cs="Courier New"/>
+          <w:sz w:val="20"/>
+          <w:szCs w:val="20"/>
+          <w:lang w:eastAsia="en-IN"/>
+        </w:rPr>
+        <w:t>(developers);</w:t>
+      </w:r>
+    </w:p>
+    <w:p>
+      <w:pPr>
+        <w:tabs>
+          <w:tab w:val="left" w:pos="916"/>
+          <w:tab w:val="left" w:pos="1832"/>
+          <w:tab w:val="left" w:pos="2748"/>
+          <w:tab w:val="left" w:pos="3664"/>
+          <w:tab w:val="left" w:pos="4580"/>
+          <w:tab w:val="left" w:pos="5496"/>
+          <w:tab w:val="left" w:pos="6412"/>
+          <w:tab w:val="left" w:pos="7328"/>
+          <w:tab w:val="left" w:pos="8244"/>
+          <w:tab w:val="left" w:pos="9160"/>
+          <w:tab w:val="left" w:pos="10076"/>
+          <w:tab w:val="left" w:pos="10992"/>
+          <w:tab w:val="left" w:pos="11908"/>
+          <w:tab w:val="left" w:pos="12824"/>
+          <w:tab w:val="left" w:pos="13740"/>
+          <w:tab w:val="left" w:pos="14656"/>
+        </w:tabs>
+        <w:rPr>
+          <w:rFonts w:ascii="Courier New" w:eastAsia="Times New Roman" w:hAnsi="Courier New" w:cs="Courier New"/>
+          <w:sz w:val="20"/>
+          <w:szCs w:val="20"/>
+          <w:lang w:eastAsia="en-IN"/>
+        </w:rPr>
+      </w:pPr>
+      <w:proofErr w:type="spellStart"/>
+      <w:r>
+        <w:rPr>
+          <w:rFonts w:ascii="Courier New" w:eastAsia="Times New Roman" w:hAnsi="Courier New" w:cs="Courier New"/>
+          <w:sz w:val="20"/>
+          <w:szCs w:val="20"/>
+          <w:lang w:eastAsia="en-IN"/>
+        </w:rPr>
+        <w:t>projectTeam.addAll</w:t>
+      </w:r>
+      <w:proofErr w:type="spellEnd"/>
+      <w:r>
+        <w:rPr>
+          <w:rFonts w:ascii="Courier New" w:eastAsia="Times New Roman" w:hAnsi="Courier New" w:cs="Courier New"/>
+          <w:sz w:val="20"/>
+          <w:szCs w:val="20"/>
+          <w:lang w:eastAsia="en-IN"/>
+        </w:rPr>
+        <w:t>(testers);</w:t>
+      </w:r>
+    </w:p>
+    <w:p>
+      <w:pPr>
+        <w:tabs>
+          <w:tab w:val="left" w:pos="916"/>
+          <w:tab w:val="left" w:pos="1832"/>
+          <w:tab w:val="left" w:pos="2748"/>
+          <w:tab w:val="left" w:pos="3664"/>
+          <w:tab w:val="left" w:pos="4580"/>
+          <w:tab w:val="left" w:pos="5496"/>
+          <w:tab w:val="left" w:pos="6412"/>
+          <w:tab w:val="left" w:pos="7328"/>
+          <w:tab w:val="left" w:pos="8244"/>
+          <w:tab w:val="left" w:pos="9160"/>
+          <w:tab w:val="left" w:pos="10076"/>
+          <w:tab w:val="left" w:pos="10992"/>
+          <w:tab w:val="left" w:pos="11908"/>
+          <w:tab w:val="left" w:pos="12824"/>
+          <w:tab w:val="left" w:pos="13740"/>
+          <w:tab w:val="left" w:pos="14656"/>
+        </w:tabs>
+        <w:rPr>
+          <w:rFonts w:ascii="Courier New" w:eastAsia="Times New Roman" w:hAnsi="Courier New" w:cs="Courier New"/>
+          <w:sz w:val="20"/>
+          <w:szCs w:val="20"/>
+          <w:lang w:eastAsia="en-IN"/>
+        </w:rPr>
+      </w:pPr>
+      <w:proofErr w:type="spellStart"/>
+      <w:r>
+        <w:rPr>
+          <w:rFonts w:ascii="Courier New" w:eastAsia="Times New Roman" w:hAnsi="Courier New" w:cs="Courier New"/>
+          <w:sz w:val="20"/>
+          <w:szCs w:val="20"/>
+          <w:lang w:eastAsia="en-IN"/>
+        </w:rPr>
+        <w:t>projectTeam.addAll</w:t>
+      </w:r>
+      <w:proofErr w:type="spellEnd"/>
+      <w:r>
+        <w:rPr>
+          <w:rFonts w:ascii="Courier New" w:eastAsia="Times New Roman" w:hAnsi="Courier New" w:cs="Courier New"/>
+          <w:sz w:val="20"/>
+          <w:szCs w:val="20"/>
+          <w:lang w:eastAsia="en-IN"/>
+        </w:rPr>
+        <w:t>(designers);</w:t>
+      </w:r>
+    </w:p>
+    <w:p>
+      <w:pPr>
+        <w:spacing w:before="100" w:beforeAutospacing="1" w:after="100" w:afterAutospacing="1"/>
+        <w:rPr>
+          <w:rFonts w:ascii="Times New Roman" w:eastAsia="Times New Roman" w:hAnsi="Times New Roman" w:cs="Times New Roman"/>
+          <w:sz w:val="24"/>
+          <w:szCs w:val="24"/>
+          <w:lang w:eastAsia="en-IN"/>
+        </w:rPr>
+      </w:pPr>
+      <w:r>
+        <w:rPr>
+          <w:rFonts w:ascii="Times New Roman" w:eastAsia="Times New Roman" w:hAnsi="Times New Roman" w:cs="Times New Roman"/>
+          <w:b/>
+          <w:bCs/>
+          <w:sz w:val="24"/>
+          <w:szCs w:val="24"/>
+          <w:lang w:eastAsia="en-IN"/>
+        </w:rPr>
+        <w:t>Tasks:</w:t>
+      </w:r>
+    </w:p>
+    <w:p>
+      <w:pPr>
+        <w:numPr>
+          <w:ilvl w:val="0"/>
+          <w:numId w:val="9"/>
+        </w:numPr>
+        <w:spacing w:before="100" w:beforeAutospacing="1" w:after="100" w:afterAutospacing="1"/>
+        <w:rPr>
+          <w:rFonts w:ascii="Times New Roman" w:eastAsia="Times New Roman" w:hAnsi="Times New Roman" w:cs="Times New Roman"/>
+          <w:sz w:val="24"/>
+          <w:szCs w:val="24"/>
+          <w:lang w:eastAsia="en-IN"/>
+        </w:rPr>
+      </w:pPr>
+      <w:r>
+        <w:rPr>
+          <w:rFonts w:ascii="Times New Roman" w:eastAsia="Times New Roman" w:hAnsi="Times New Roman" w:cs="Times New Roman"/>
+          <w:sz w:val="24"/>
+          <w:szCs w:val="24"/>
+          <w:lang w:eastAsia="en-IN"/>
+        </w:rPr>
+        <w:t xml:space="preserve">Print all employees in the project team. </w:t>
+      </w:r>
+    </w:p>
+    <w:p>
+      <w:pPr>
+        <w:numPr>
+          <w:ilvl w:val="0"/>
+          <w:numId w:val="9"/>
+        </w:numPr>
+        <w:spacing w:before="100" w:beforeAutospacing="1" w:after="100" w:afterAutospacing="1"/>
+        <w:rPr>
+          <w:rFonts w:ascii="Times New Roman" w:eastAsia="Times New Roman" w:hAnsi="Times New Roman" w:cs="Times New Roman"/>
+          <w:sz w:val="24"/>
+          <w:szCs w:val="24"/>
+          <w:lang w:eastAsia="en-IN"/>
+        </w:rPr>
+      </w:pPr>
+      <w:r>
+        <w:rPr>
+          <w:rFonts w:ascii="Times New Roman" w:eastAsia="Times New Roman" w:hAnsi="Times New Roman" w:cs="Times New Roman"/>
+          <w:sz w:val="24"/>
+          <w:szCs w:val="24"/>
+          <w:lang w:eastAsia="en-IN"/>
+        </w:rPr>
+        <w:t xml:space="preserve">Print the total number of team members. </w:t>
+      </w:r>
+    </w:p>
+    <w:p>
+      <w:pPr>
+        <w:numPr>
+          <w:ilvl w:val="0"/>
+          <w:numId w:val="9"/>
+        </w:numPr>
+        <w:spacing w:before="100" w:beforeAutospacing="1" w:after="100" w:afterAutospacing="1"/>
+        <w:rPr>
+          <w:rFonts w:ascii="Times New Roman" w:eastAsia="Times New Roman" w:hAnsi="Times New Roman" w:cs="Times New Roman"/>
+          <w:sz w:val="24"/>
+          <w:szCs w:val="24"/>
+          <w:lang w:eastAsia="en-IN"/>
+        </w:rPr>
+      </w:pPr>
+      <w:r>
+        <w:rPr>
+          <w:rFonts w:ascii="Times New Roman" w:eastAsia="Times New Roman" w:hAnsi="Times New Roman" w:cs="Times New Roman"/>
+          <w:sz w:val="24"/>
+          <w:szCs w:val="24"/>
+          <w:lang w:eastAsia="en-IN"/>
+        </w:rPr>
+        <w:t xml:space="preserve">Print the names of all team members. </w:t>
+      </w:r>
+    </w:p>
+    <w:p>
+      <w:pPr>
+        <w:numPr>
+          <w:ilvl w:val="0"/>
+          <w:numId w:val="9"/>
+        </w:numPr>
+        <w:spacing w:before="100" w:beforeAutospacing="1" w:after="100" w:afterAutospacing="1"/>
+        <w:rPr>
+          <w:rFonts w:ascii="Times New Roman" w:eastAsia="Times New Roman" w:hAnsi="Times New Roman" w:cs="Times New Roman"/>
+          <w:sz w:val="24"/>
+          <w:szCs w:val="24"/>
+          <w:lang w:eastAsia="en-IN"/>
+        </w:rPr>
+      </w:pPr>
+      <w:r>
+        <w:rPr>
+          <w:rFonts w:ascii="Times New Roman" w:eastAsia="Times New Roman" w:hAnsi="Times New Roman" w:cs="Times New Roman"/>
+          <w:sz w:val="24"/>
+          <w:szCs w:val="24"/>
+          <w:lang w:eastAsia="en-IN"/>
+        </w:rPr>
+        <w:t xml:space="preserve">Print the employees having more than 2 years of experience. </w:t>
+      </w:r>
+    </w:p>
+    <w:p>
+      <w:pPr>
+        <w:spacing w:before="100" w:beforeAutospacing="1" w:after="100" w:afterAutospacing="1"/>
+        <w:rPr>
+          <w:rFonts w:ascii="Times New Roman" w:eastAsia="Times New Roman" w:hAnsi="Times New Roman" w:cs="Times New Roman"/>
+          <w:sz w:val="24"/>
+          <w:szCs w:val="24"/>
+          <w:lang w:eastAsia="en-IN"/>
+        </w:rPr>
+      </w:pPr>
+      <w:r>
+        <w:rPr>
+          <w:rFonts w:ascii="Times New Roman" w:eastAsia="Times New Roman" w:hAnsi="Times New Roman" w:cs="Times New Roman"/>
+          <w:b/>
+          <w:bCs/>
+          <w:sz w:val="24"/>
+          <w:szCs w:val="24"/>
+          <w:lang w:eastAsia="en-IN"/>
+        </w:rPr>
+        <w:t>Concepts:</w:t>
+      </w:r>
+      <w:r>
+        <w:rPr>
+          <w:rFonts w:ascii="Times New Roman" w:eastAsia="Times New Roman" w:hAnsi="Times New Roman" w:cs="Times New Roman"/>
+          <w:sz w:val="24"/>
+          <w:szCs w:val="24"/>
+          <w:lang w:eastAsia="en-IN"/>
+        </w:rPr>
+        <w:t xml:space="preserve"> </w:t>
+      </w:r>
+      <w:proofErr w:type="spellStart"/>
+      <w:proofErr w:type="gramStart"/>
+      <w:r>
+        <w:rPr>
+          <w:rFonts w:ascii="Courier New" w:eastAsia="Times New Roman" w:hAnsi="Courier New" w:cs="Courier New"/>
+          <w:sz w:val="20"/>
+          <w:szCs w:val="20"/>
+          <w:lang w:eastAsia="en-IN"/>
+        </w:rPr>
+        <w:t>addAll</w:t>
+      </w:r>
+      <w:proofErr w:type="spellEnd"/>
+      <w:r>
+        <w:rPr>
+          <w:rFonts w:ascii="Courier New" w:eastAsia="Times New Roman" w:hAnsi="Courier New" w:cs="Courier New"/>
+          <w:sz w:val="20"/>
+          <w:szCs w:val="20"/>
+          <w:lang w:eastAsia="en-IN"/>
+        </w:rPr>
+        <w:t>(</w:t>
+      </w:r>
+      <w:proofErr w:type="gramEnd"/>
+      <w:r>
+        <w:rPr>
+          <w:rFonts w:ascii="Courier New" w:eastAsia="Times New Roman" w:hAnsi="Courier New" w:cs="Courier New"/>
+          <w:sz w:val="20"/>
+          <w:szCs w:val="20"/>
+          <w:lang w:eastAsia="en-IN"/>
+        </w:rPr>
+        <w:t>)</w:t>
+      </w:r>
+      <w:r>
+        <w:rPr>
+          <w:rFonts w:ascii="Times New Roman" w:eastAsia="Times New Roman" w:hAnsi="Times New Roman" w:cs="Times New Roman"/>
+          <w:sz w:val="24"/>
+          <w:szCs w:val="24"/>
+          <w:lang w:eastAsia="en-IN"/>
+        </w:rPr>
+        <w:t xml:space="preserve">, </w:t>
+      </w:r>
+      <w:proofErr w:type="spellStart"/>
+      <w:r>
+        <w:rPr>
+          <w:rFonts w:ascii="Courier New" w:eastAsia="Times New Roman" w:hAnsi="Courier New" w:cs="Courier New"/>
+          <w:sz w:val="20"/>
+          <w:szCs w:val="20"/>
+          <w:lang w:eastAsia="en-IN"/>
+        </w:rPr>
+        <w:t>ArrayList</w:t>
+      </w:r>
+      <w:proofErr w:type="spellEnd"/>
+      <w:r>
+        <w:rPr>
+          <w:rFonts w:ascii="Times New Roman" w:eastAsia="Times New Roman" w:hAnsi="Times New Roman" w:cs="Times New Roman"/>
+          <w:sz w:val="24"/>
+          <w:szCs w:val="24"/>
+          <w:lang w:eastAsia="en-IN"/>
+        </w:rPr>
+        <w:t xml:space="preserve">, enhanced </w:t>
+      </w:r>
+      <w:r>
+        <w:rPr>
+          <w:rFonts w:ascii="Courier New" w:eastAsia="Times New Roman" w:hAnsi="Courier New" w:cs="Courier New"/>
+          <w:sz w:val="20"/>
+          <w:szCs w:val="20"/>
+          <w:lang w:eastAsia="en-IN"/>
+        </w:rPr>
+        <w:t>for</w:t>
+      </w:r>
+      <w:r>
+        <w:rPr>
+          <w:rFonts w:ascii="Times New Roman" w:eastAsia="Times New Roman" w:hAnsi="Times New Roman" w:cs="Times New Roman"/>
+          <w:sz w:val="24"/>
+          <w:szCs w:val="24"/>
+          <w:lang w:eastAsia="en-IN"/>
+        </w:rPr>
+        <w:t xml:space="preserve"> loop, object filtering.</w:t>
+      </w:r>
+    </w:p>
+    <w:p/>
     <w:sectPr>
       <w:pgSz w:w="11906" w:h="16838"/>
       <w:pgMar w:top="1440" w:right="1440" w:bottom="1440" w:left="1440" w:header="708" w:footer="708" w:gutter="0"/>
@@ -710,6 +2657,566 @@
 <file path=word/numbering.xml><?xml version="1.0" encoding="utf-8"?>
 <w:numbering xmlns:wpc="http://schemas.microsoft.com/office/word/2010/wordprocessingCanvas" xmlns:cx="http://schemas.microsoft.com/office/drawing/2014/chartex" xmlns:cx1="http://schemas.microsoft.com/office/drawing/2015/9/8/chartex" xmlns:cx2="http://schemas.microsoft.com/office/drawing/2015/10/21/chartex" xmlns:cx3="http://schemas.microsoft.com/office/drawing/2016/5/9/chartex" xmlns:cx4="http://schemas.microsoft.com/office/drawing/2016/5/10/chartex" xmlns:cx5="http://schemas.microsoft.com/office/drawing/2016/5/11/chartex" xmlns:cx6="http://schemas.microsoft.com/office/drawing/2016/5/12/chartex" xmlns:cx7="http://schemas.microsoft.com/office/drawing/2016/5/13/chartex" xmlns:cx8="http://schemas.microsoft.com/office/drawing/2016/5/14/chartex" xmlns:mc="http://schemas.openxmlformats.org/markup-compatibility/2006" xmlns:aink="http://schemas.microsoft.com/office/drawing/2016/ink" xmlns:am3d="http://schemas.microsoft.com/office/drawing/2017/model3d" xmlns:o="urn:schemas-microsoft-com:office:office" xmlns:r="http://schemas.openxmlformats.org/officeDocument/2006/relationships" xmlns:m="http://schemas.openxmlformats.org/officeDocument/2006/math" xmlns:v="urn:schemas-microsoft-com:vml" xmlns:wp14="http://schemas.microsoft.com/office/word/2010/wordprocessingDrawing" xmlns:wp="http://schemas.openxmlformats.org/drawingml/2006/wordprocessingDrawing" xmlns:w10="urn:schemas-microsoft-com:office:word" xmlns:w="http://schemas.openxmlformats.org/wordprocessingml/2006/main" xmlns:w14="http://schemas.microsoft.com/office/word/2010/wordml" xmlns:w15="http://schemas.microsoft.com/office/word/2012/wordml" xmlns:w16cex="http://schemas.microsoft.com/office/word/2018/wordml/cex" xmlns:w16cid="http://schemas.microsoft.com/office/word/2016/wordml/cid" xmlns:w16="http://schemas.microsoft.com/office/word/2018/wordml" xmlns:w16sdtdh="http://schemas.microsoft.com/office/word/2020/wordml/sdtdatahash" xmlns:w16se="http://schemas.microsoft.com/office/word/2015/wordml/symex" xmlns:wpg="http://schemas.microsoft.com/office/word/2010/wordprocessingGroup" xmlns:wpi="http://schemas.microsoft.com/office/word/2010/wordprocessingInk" xmlns:wne="http://schemas.microsoft.com/office/word/2006/wordml" xmlns:wps="http://schemas.microsoft.com/office/word/2010/wordprocessingShape" mc:Ignorable="w14 w15 w16se w16cid w16 w16cex w16sdtdh wp14">
   <w:abstractNum w:abstractNumId="0" w15:restartNumberingAfterBreak="0">
+    <w:nsid w:val="19905D6B"/>
+    <w:multiLevelType w:val="multilevel"/>
+    <w:tmpl w:val="1CB2314A"/>
+    <w:lvl w:ilvl="0">
+      <w:start w:val="1"/>
+      <w:numFmt w:val="decimal"/>
+      <w:lvlText w:val="%1."/>
+      <w:lvlJc w:val="left"/>
+      <w:pPr>
+        <w:tabs>
+          <w:tab w:val="num" w:pos="720"/>
+        </w:tabs>
+        <w:ind w:left="720" w:hanging="360"/>
+      </w:pPr>
+    </w:lvl>
+    <w:lvl w:ilvl="1" w:tentative="1">
+      <w:start w:val="1"/>
+      <w:numFmt w:val="decimal"/>
+      <w:lvlText w:val="%2."/>
+      <w:lvlJc w:val="left"/>
+      <w:pPr>
+        <w:tabs>
+          <w:tab w:val="num" w:pos="1440"/>
+        </w:tabs>
+        <w:ind w:left="1440" w:hanging="360"/>
+      </w:pPr>
+    </w:lvl>
+    <w:lvl w:ilvl="2" w:tentative="1">
+      <w:start w:val="1"/>
+      <w:numFmt w:val="decimal"/>
+      <w:lvlText w:val="%3."/>
+      <w:lvlJc w:val="left"/>
+      <w:pPr>
+        <w:tabs>
+          <w:tab w:val="num" w:pos="2160"/>
+        </w:tabs>
+        <w:ind w:left="2160" w:hanging="360"/>
+      </w:pPr>
+    </w:lvl>
+    <w:lvl w:ilvl="3" w:tentative="1">
+      <w:start w:val="1"/>
+      <w:numFmt w:val="decimal"/>
+      <w:lvlText w:val="%4."/>
+      <w:lvlJc w:val="left"/>
+      <w:pPr>
+        <w:tabs>
+          <w:tab w:val="num" w:pos="2880"/>
+        </w:tabs>
+        <w:ind w:left="2880" w:hanging="360"/>
+      </w:pPr>
+    </w:lvl>
+    <w:lvl w:ilvl="4" w:tentative="1">
+      <w:start w:val="1"/>
+      <w:numFmt w:val="decimal"/>
+      <w:lvlText w:val="%5."/>
+      <w:lvlJc w:val="left"/>
+      <w:pPr>
+        <w:tabs>
+          <w:tab w:val="num" w:pos="3600"/>
+        </w:tabs>
+        <w:ind w:left="3600" w:hanging="360"/>
+      </w:pPr>
+    </w:lvl>
+    <w:lvl w:ilvl="5" w:tentative="1">
+      <w:start w:val="1"/>
+      <w:numFmt w:val="decimal"/>
+      <w:lvlText w:val="%6."/>
+      <w:lvlJc w:val="left"/>
+      <w:pPr>
+        <w:tabs>
+          <w:tab w:val="num" w:pos="4320"/>
+        </w:tabs>
+        <w:ind w:left="4320" w:hanging="360"/>
+      </w:pPr>
+    </w:lvl>
+    <w:lvl w:ilvl="6" w:tentative="1">
+      <w:start w:val="1"/>
+      <w:numFmt w:val="decimal"/>
+      <w:lvlText w:val="%7."/>
+      <w:lvlJc w:val="left"/>
+      <w:pPr>
+        <w:tabs>
+          <w:tab w:val="num" w:pos="5040"/>
+        </w:tabs>
+        <w:ind w:left="5040" w:hanging="360"/>
+      </w:pPr>
+    </w:lvl>
+    <w:lvl w:ilvl="7" w:tentative="1">
+      <w:start w:val="1"/>
+      <w:numFmt w:val="decimal"/>
+      <w:lvlText w:val="%8."/>
+      <w:lvlJc w:val="left"/>
+      <w:pPr>
+        <w:tabs>
+          <w:tab w:val="num" w:pos="5760"/>
+        </w:tabs>
+        <w:ind w:left="5760" w:hanging="360"/>
+      </w:pPr>
+    </w:lvl>
+    <w:lvl w:ilvl="8" w:tentative="1">
+      <w:start w:val="1"/>
+      <w:numFmt w:val="decimal"/>
+      <w:lvlText w:val="%9."/>
+      <w:lvlJc w:val="left"/>
+      <w:pPr>
+        <w:tabs>
+          <w:tab w:val="num" w:pos="6480"/>
+        </w:tabs>
+        <w:ind w:left="6480" w:hanging="360"/>
+      </w:pPr>
+    </w:lvl>
+  </w:abstractNum>
+  <w:abstractNum w:abstractNumId="1" w15:restartNumberingAfterBreak="0">
+    <w:nsid w:val="1EED1BEA"/>
+    <w:multiLevelType w:val="multilevel"/>
+    <w:tmpl w:val="39D648B2"/>
+    <w:lvl w:ilvl="0">
+      <w:start w:val="1"/>
+      <w:numFmt w:val="bullet"/>
+      <w:lvlText w:val=""/>
+      <w:lvlJc w:val="left"/>
+      <w:pPr>
+        <w:tabs>
+          <w:tab w:val="num" w:pos="720"/>
+        </w:tabs>
+        <w:ind w:left="720" w:hanging="360"/>
+      </w:pPr>
+      <w:rPr>
+        <w:rFonts w:ascii="Symbol" w:hAnsi="Symbol" w:hint="default"/>
+        <w:sz w:val="20"/>
+      </w:rPr>
+    </w:lvl>
+    <w:lvl w:ilvl="1" w:tentative="1">
+      <w:start w:val="1"/>
+      <w:numFmt w:val="bullet"/>
+      <w:lvlText w:val="o"/>
+      <w:lvlJc w:val="left"/>
+      <w:pPr>
+        <w:tabs>
+          <w:tab w:val="num" w:pos="1440"/>
+        </w:tabs>
+        <w:ind w:left="1440" w:hanging="360"/>
+      </w:pPr>
+      <w:rPr>
+        <w:rFonts w:ascii="Courier New" w:hAnsi="Courier New" w:hint="default"/>
+        <w:sz w:val="20"/>
+      </w:rPr>
+    </w:lvl>
+    <w:lvl w:ilvl="2" w:tentative="1">
+      <w:start w:val="1"/>
+      <w:numFmt w:val="bullet"/>
+      <w:lvlText w:val=""/>
+      <w:lvlJc w:val="left"/>
+      <w:pPr>
+        <w:tabs>
+          <w:tab w:val="num" w:pos="2160"/>
+        </w:tabs>
+        <w:ind w:left="2160" w:hanging="360"/>
+      </w:pPr>
+      <w:rPr>
+        <w:rFonts w:ascii="Wingdings" w:hAnsi="Wingdings" w:hint="default"/>
+        <w:sz w:val="20"/>
+      </w:rPr>
+    </w:lvl>
+    <w:lvl w:ilvl="3" w:tentative="1">
+      <w:start w:val="1"/>
+      <w:numFmt w:val="bullet"/>
+      <w:lvlText w:val=""/>
+      <w:lvlJc w:val="left"/>
+      <w:pPr>
+        <w:tabs>
+          <w:tab w:val="num" w:pos="2880"/>
+        </w:tabs>
+        <w:ind w:left="2880" w:hanging="360"/>
+      </w:pPr>
+      <w:rPr>
+        <w:rFonts w:ascii="Wingdings" w:hAnsi="Wingdings" w:hint="default"/>
+        <w:sz w:val="20"/>
+      </w:rPr>
+    </w:lvl>
+    <w:lvl w:ilvl="4" w:tentative="1">
+      <w:start w:val="1"/>
+      <w:numFmt w:val="bullet"/>
+      <w:lvlText w:val=""/>
+      <w:lvlJc w:val="left"/>
+      <w:pPr>
+        <w:tabs>
+          <w:tab w:val="num" w:pos="3600"/>
+        </w:tabs>
+        <w:ind w:left="3600" w:hanging="360"/>
+      </w:pPr>
+      <w:rPr>
+        <w:rFonts w:ascii="Wingdings" w:hAnsi="Wingdings" w:hint="default"/>
+        <w:sz w:val="20"/>
+      </w:rPr>
+    </w:lvl>
+    <w:lvl w:ilvl="5" w:tentative="1">
+      <w:start w:val="1"/>
+      <w:numFmt w:val="bullet"/>
+      <w:lvlText w:val=""/>
+      <w:lvlJc w:val="left"/>
+      <w:pPr>
+        <w:tabs>
+          <w:tab w:val="num" w:pos="4320"/>
+        </w:tabs>
+        <w:ind w:left="4320" w:hanging="360"/>
+      </w:pPr>
+      <w:rPr>
+        <w:rFonts w:ascii="Wingdings" w:hAnsi="Wingdings" w:hint="default"/>
+        <w:sz w:val="20"/>
+      </w:rPr>
+    </w:lvl>
+    <w:lvl w:ilvl="6" w:tentative="1">
+      <w:start w:val="1"/>
+      <w:numFmt w:val="bullet"/>
+      <w:lvlText w:val=""/>
+      <w:lvlJc w:val="left"/>
+      <w:pPr>
+        <w:tabs>
+          <w:tab w:val="num" w:pos="5040"/>
+        </w:tabs>
+        <w:ind w:left="5040" w:hanging="360"/>
+      </w:pPr>
+      <w:rPr>
+        <w:rFonts w:ascii="Wingdings" w:hAnsi="Wingdings" w:hint="default"/>
+        <w:sz w:val="20"/>
+      </w:rPr>
+    </w:lvl>
+    <w:lvl w:ilvl="7" w:tentative="1">
+      <w:start w:val="1"/>
+      <w:numFmt w:val="bullet"/>
+      <w:lvlText w:val=""/>
+      <w:lvlJc w:val="left"/>
+      <w:pPr>
+        <w:tabs>
+          <w:tab w:val="num" w:pos="5760"/>
+        </w:tabs>
+        <w:ind w:left="5760" w:hanging="360"/>
+      </w:pPr>
+      <w:rPr>
+        <w:rFonts w:ascii="Wingdings" w:hAnsi="Wingdings" w:hint="default"/>
+        <w:sz w:val="20"/>
+      </w:rPr>
+    </w:lvl>
+    <w:lvl w:ilvl="8" w:tentative="1">
+      <w:start w:val="1"/>
+      <w:numFmt w:val="bullet"/>
+      <w:lvlText w:val=""/>
+      <w:lvlJc w:val="left"/>
+      <w:pPr>
+        <w:tabs>
+          <w:tab w:val="num" w:pos="6480"/>
+        </w:tabs>
+        <w:ind w:left="6480" w:hanging="360"/>
+      </w:pPr>
+      <w:rPr>
+        <w:rFonts w:ascii="Wingdings" w:hAnsi="Wingdings" w:hint="default"/>
+        <w:sz w:val="20"/>
+      </w:rPr>
+    </w:lvl>
+  </w:abstractNum>
+  <w:abstractNum w:abstractNumId="2" w15:restartNumberingAfterBreak="0">
+    <w:nsid w:val="1FF376CD"/>
+    <w:multiLevelType w:val="multilevel"/>
+    <w:tmpl w:val="B10A5498"/>
+    <w:lvl w:ilvl="0">
+      <w:start w:val="1"/>
+      <w:numFmt w:val="bullet"/>
+      <w:lvlText w:val=""/>
+      <w:lvlJc w:val="left"/>
+      <w:pPr>
+        <w:tabs>
+          <w:tab w:val="num" w:pos="720"/>
+        </w:tabs>
+        <w:ind w:left="720" w:hanging="360"/>
+      </w:pPr>
+      <w:rPr>
+        <w:rFonts w:ascii="Symbol" w:hAnsi="Symbol" w:hint="default"/>
+        <w:sz w:val="20"/>
+      </w:rPr>
+    </w:lvl>
+    <w:lvl w:ilvl="1" w:tentative="1">
+      <w:start w:val="1"/>
+      <w:numFmt w:val="bullet"/>
+      <w:lvlText w:val="o"/>
+      <w:lvlJc w:val="left"/>
+      <w:pPr>
+        <w:tabs>
+          <w:tab w:val="num" w:pos="1440"/>
+        </w:tabs>
+        <w:ind w:left="1440" w:hanging="360"/>
+      </w:pPr>
+      <w:rPr>
+        <w:rFonts w:ascii="Courier New" w:hAnsi="Courier New" w:hint="default"/>
+        <w:sz w:val="20"/>
+      </w:rPr>
+    </w:lvl>
+    <w:lvl w:ilvl="2" w:tentative="1">
+      <w:start w:val="1"/>
+      <w:numFmt w:val="bullet"/>
+      <w:lvlText w:val=""/>
+      <w:lvlJc w:val="left"/>
+      <w:pPr>
+        <w:tabs>
+          <w:tab w:val="num" w:pos="2160"/>
+        </w:tabs>
+        <w:ind w:left="2160" w:hanging="360"/>
+      </w:pPr>
+      <w:rPr>
+        <w:rFonts w:ascii="Wingdings" w:hAnsi="Wingdings" w:hint="default"/>
+        <w:sz w:val="20"/>
+      </w:rPr>
+    </w:lvl>
+    <w:lvl w:ilvl="3" w:tentative="1">
+      <w:start w:val="1"/>
+      <w:numFmt w:val="bullet"/>
+      <w:lvlText w:val=""/>
+      <w:lvlJc w:val="left"/>
+      <w:pPr>
+        <w:tabs>
+          <w:tab w:val="num" w:pos="2880"/>
+        </w:tabs>
+        <w:ind w:left="2880" w:hanging="360"/>
+      </w:pPr>
+      <w:rPr>
+        <w:rFonts w:ascii="Wingdings" w:hAnsi="Wingdings" w:hint="default"/>
+        <w:sz w:val="20"/>
+      </w:rPr>
+    </w:lvl>
+    <w:lvl w:ilvl="4" w:tentative="1">
+      <w:start w:val="1"/>
+      <w:numFmt w:val="bullet"/>
+      <w:lvlText w:val=""/>
+      <w:lvlJc w:val="left"/>
+      <w:pPr>
+        <w:tabs>
+          <w:tab w:val="num" w:pos="3600"/>
+        </w:tabs>
+        <w:ind w:left="3600" w:hanging="360"/>
+      </w:pPr>
+      <w:rPr>
+        <w:rFonts w:ascii="Wingdings" w:hAnsi="Wingdings" w:hint="default"/>
+        <w:sz w:val="20"/>
+      </w:rPr>
+    </w:lvl>
+    <w:lvl w:ilvl="5" w:tentative="1">
+      <w:start w:val="1"/>
+      <w:numFmt w:val="bullet"/>
+      <w:lvlText w:val=""/>
+      <w:lvlJc w:val="left"/>
+      <w:pPr>
+        <w:tabs>
+          <w:tab w:val="num" w:pos="4320"/>
+        </w:tabs>
+        <w:ind w:left="4320" w:hanging="360"/>
+      </w:pPr>
+      <w:rPr>
+        <w:rFonts w:ascii="Wingdings" w:hAnsi="Wingdings" w:hint="default"/>
+        <w:sz w:val="20"/>
+      </w:rPr>
+    </w:lvl>
+    <w:lvl w:ilvl="6" w:tentative="1">
+      <w:start w:val="1"/>
+      <w:numFmt w:val="bullet"/>
+      <w:lvlText w:val=""/>
+      <w:lvlJc w:val="left"/>
+      <w:pPr>
+        <w:tabs>
+          <w:tab w:val="num" w:pos="5040"/>
+        </w:tabs>
+        <w:ind w:left="5040" w:hanging="360"/>
+      </w:pPr>
+      <w:rPr>
+        <w:rFonts w:ascii="Wingdings" w:hAnsi="Wingdings" w:hint="default"/>
+        <w:sz w:val="20"/>
+      </w:rPr>
+    </w:lvl>
+    <w:lvl w:ilvl="7" w:tentative="1">
+      <w:start w:val="1"/>
+      <w:numFmt w:val="bullet"/>
+      <w:lvlText w:val=""/>
+      <w:lvlJc w:val="left"/>
+      <w:pPr>
+        <w:tabs>
+          <w:tab w:val="num" w:pos="5760"/>
+        </w:tabs>
+        <w:ind w:left="5760" w:hanging="360"/>
+      </w:pPr>
+      <w:rPr>
+        <w:rFonts w:ascii="Wingdings" w:hAnsi="Wingdings" w:hint="default"/>
+        <w:sz w:val="20"/>
+      </w:rPr>
+    </w:lvl>
+    <w:lvl w:ilvl="8" w:tentative="1">
+      <w:start w:val="1"/>
+      <w:numFmt w:val="bullet"/>
+      <w:lvlText w:val=""/>
+      <w:lvlJc w:val="left"/>
+      <w:pPr>
+        <w:tabs>
+          <w:tab w:val="num" w:pos="6480"/>
+        </w:tabs>
+        <w:ind w:left="6480" w:hanging="360"/>
+      </w:pPr>
+      <w:rPr>
+        <w:rFonts w:ascii="Wingdings" w:hAnsi="Wingdings" w:hint="default"/>
+        <w:sz w:val="20"/>
+      </w:rPr>
+    </w:lvl>
+  </w:abstractNum>
+  <w:abstractNum w:abstractNumId="3" w15:restartNumberingAfterBreak="0">
+    <w:nsid w:val="20F76E10"/>
+    <w:multiLevelType w:val="multilevel"/>
+    <w:tmpl w:val="6332DCF8"/>
+    <w:lvl w:ilvl="0">
+      <w:start w:val="1"/>
+      <w:numFmt w:val="bullet"/>
+      <w:lvlText w:val=""/>
+      <w:lvlJc w:val="left"/>
+      <w:pPr>
+        <w:tabs>
+          <w:tab w:val="num" w:pos="720"/>
+        </w:tabs>
+        <w:ind w:left="720" w:hanging="360"/>
+      </w:pPr>
+      <w:rPr>
+        <w:rFonts w:ascii="Symbol" w:hAnsi="Symbol" w:hint="default"/>
+        <w:sz w:val="20"/>
+      </w:rPr>
+    </w:lvl>
+    <w:lvl w:ilvl="1" w:tentative="1">
+      <w:start w:val="1"/>
+      <w:numFmt w:val="bullet"/>
+      <w:lvlText w:val="o"/>
+      <w:lvlJc w:val="left"/>
+      <w:pPr>
+        <w:tabs>
+          <w:tab w:val="num" w:pos="1440"/>
+        </w:tabs>
+        <w:ind w:left="1440" w:hanging="360"/>
+      </w:pPr>
+      <w:rPr>
+        <w:rFonts w:ascii="Courier New" w:hAnsi="Courier New" w:hint="default"/>
+        <w:sz w:val="20"/>
+      </w:rPr>
+    </w:lvl>
+    <w:lvl w:ilvl="2" w:tentative="1">
+      <w:start w:val="1"/>
+      <w:numFmt w:val="bullet"/>
+      <w:lvlText w:val=""/>
+      <w:lvlJc w:val="left"/>
+      <w:pPr>
+        <w:tabs>
+          <w:tab w:val="num" w:pos="2160"/>
+        </w:tabs>
+        <w:ind w:left="2160" w:hanging="360"/>
+      </w:pPr>
+      <w:rPr>
+        <w:rFonts w:ascii="Wingdings" w:hAnsi="Wingdings" w:hint="default"/>
+        <w:sz w:val="20"/>
+      </w:rPr>
+    </w:lvl>
+    <w:lvl w:ilvl="3" w:tentative="1">
+      <w:start w:val="1"/>
+      <w:numFmt w:val="bullet"/>
+      <w:lvlText w:val=""/>
+      <w:lvlJc w:val="left"/>
+      <w:pPr>
+        <w:tabs>
+          <w:tab w:val="num" w:pos="2880"/>
+        </w:tabs>
+        <w:ind w:left="2880" w:hanging="360"/>
+      </w:pPr>
+      <w:rPr>
+        <w:rFonts w:ascii="Wingdings" w:hAnsi="Wingdings" w:hint="default"/>
+        <w:sz w:val="20"/>
+      </w:rPr>
+    </w:lvl>
+    <w:lvl w:ilvl="4" w:tentative="1">
+      <w:start w:val="1"/>
+      <w:numFmt w:val="bullet"/>
+      <w:lvlText w:val=""/>
+      <w:lvlJc w:val="left"/>
+      <w:pPr>
+        <w:tabs>
+          <w:tab w:val="num" w:pos="3600"/>
+        </w:tabs>
+        <w:ind w:left="3600" w:hanging="360"/>
+      </w:pPr>
+      <w:rPr>
+        <w:rFonts w:ascii="Wingdings" w:hAnsi="Wingdings" w:hint="default"/>
+        <w:sz w:val="20"/>
+      </w:rPr>
+    </w:lvl>
+    <w:lvl w:ilvl="5" w:tentative="1">
+      <w:start w:val="1"/>
+      <w:numFmt w:val="bullet"/>
+      <w:lvlText w:val=""/>
+      <w:lvlJc w:val="left"/>
+      <w:pPr>
+        <w:tabs>
+          <w:tab w:val="num" w:pos="4320"/>
+        </w:tabs>
+        <w:ind w:left="4320" w:hanging="360"/>
+      </w:pPr>
+      <w:rPr>
+        <w:rFonts w:ascii="Wingdings" w:hAnsi="Wingdings" w:hint="default"/>
+        <w:sz w:val="20"/>
+      </w:rPr>
+    </w:lvl>
+    <w:lvl w:ilvl="6" w:tentative="1">
+      <w:start w:val="1"/>
+      <w:numFmt w:val="bullet"/>
+      <w:lvlText w:val=""/>
+      <w:lvlJc w:val="left"/>
+      <w:pPr>
+        <w:tabs>
+          <w:tab w:val="num" w:pos="5040"/>
+        </w:tabs>
+        <w:ind w:left="5040" w:hanging="360"/>
+      </w:pPr>
+      <w:rPr>
+        <w:rFonts w:ascii="Wingdings" w:hAnsi="Wingdings" w:hint="default"/>
+        <w:sz w:val="20"/>
+      </w:rPr>
+    </w:lvl>
+    <w:lvl w:ilvl="7" w:tentative="1">
+      <w:start w:val="1"/>
+      <w:numFmt w:val="bullet"/>
+      <w:lvlText w:val=""/>
+      <w:lvlJc w:val="left"/>
+      <w:pPr>
+        <w:tabs>
+          <w:tab w:val="num" w:pos="5760"/>
+        </w:tabs>
+        <w:ind w:left="5760" w:hanging="360"/>
+      </w:pPr>
+      <w:rPr>
+        <w:rFonts w:ascii="Wingdings" w:hAnsi="Wingdings" w:hint="default"/>
+        <w:sz w:val="20"/>
+      </w:rPr>
+    </w:lvl>
+    <w:lvl w:ilvl="8" w:tentative="1">
+      <w:start w:val="1"/>
+      <w:numFmt w:val="bullet"/>
+      <w:lvlText w:val=""/>
+      <w:lvlJc w:val="left"/>
+      <w:pPr>
+        <w:tabs>
+          <w:tab w:val="num" w:pos="6480"/>
+        </w:tabs>
+        <w:ind w:left="6480" w:hanging="360"/>
+      </w:pPr>
+      <w:rPr>
+        <w:rFonts w:ascii="Wingdings" w:hAnsi="Wingdings" w:hint="default"/>
+        <w:sz w:val="20"/>
+      </w:rPr>
+    </w:lvl>
+  </w:abstractNum>
+  <w:abstractNum w:abstractNumId="4" w15:restartNumberingAfterBreak="0">
     <w:nsid w:val="3F084DBB"/>
     <w:multiLevelType w:val="multilevel"/>
     <w:tmpl w:val="A8925D26"/>
@@ -858,8 +3365,436 @@
       </w:rPr>
     </w:lvl>
   </w:abstractNum>
+  <w:abstractNum w:abstractNumId="5" w15:restartNumberingAfterBreak="0">
+    <w:nsid w:val="430D102E"/>
+    <w:multiLevelType w:val="multilevel"/>
+    <w:tmpl w:val="EE5A8534"/>
+    <w:lvl w:ilvl="0">
+      <w:start w:val="1"/>
+      <w:numFmt w:val="decimal"/>
+      <w:lvlText w:val="%1."/>
+      <w:lvlJc w:val="left"/>
+      <w:pPr>
+        <w:tabs>
+          <w:tab w:val="num" w:pos="720"/>
+        </w:tabs>
+        <w:ind w:left="720" w:hanging="360"/>
+      </w:pPr>
+    </w:lvl>
+    <w:lvl w:ilvl="1" w:tentative="1">
+      <w:start w:val="1"/>
+      <w:numFmt w:val="decimal"/>
+      <w:lvlText w:val="%2."/>
+      <w:lvlJc w:val="left"/>
+      <w:pPr>
+        <w:tabs>
+          <w:tab w:val="num" w:pos="1440"/>
+        </w:tabs>
+        <w:ind w:left="1440" w:hanging="360"/>
+      </w:pPr>
+    </w:lvl>
+    <w:lvl w:ilvl="2" w:tentative="1">
+      <w:start w:val="1"/>
+      <w:numFmt w:val="decimal"/>
+      <w:lvlText w:val="%3."/>
+      <w:lvlJc w:val="left"/>
+      <w:pPr>
+        <w:tabs>
+          <w:tab w:val="num" w:pos="2160"/>
+        </w:tabs>
+        <w:ind w:left="2160" w:hanging="360"/>
+      </w:pPr>
+    </w:lvl>
+    <w:lvl w:ilvl="3" w:tentative="1">
+      <w:start w:val="1"/>
+      <w:numFmt w:val="decimal"/>
+      <w:lvlText w:val="%4."/>
+      <w:lvlJc w:val="left"/>
+      <w:pPr>
+        <w:tabs>
+          <w:tab w:val="num" w:pos="2880"/>
+        </w:tabs>
+        <w:ind w:left="2880" w:hanging="360"/>
+      </w:pPr>
+    </w:lvl>
+    <w:lvl w:ilvl="4" w:tentative="1">
+      <w:start w:val="1"/>
+      <w:numFmt w:val="decimal"/>
+      <w:lvlText w:val="%5."/>
+      <w:lvlJc w:val="left"/>
+      <w:pPr>
+        <w:tabs>
+          <w:tab w:val="num" w:pos="3600"/>
+        </w:tabs>
+        <w:ind w:left="3600" w:hanging="360"/>
+      </w:pPr>
+    </w:lvl>
+    <w:lvl w:ilvl="5" w:tentative="1">
+      <w:start w:val="1"/>
+      <w:numFmt w:val="decimal"/>
+      <w:lvlText w:val="%6."/>
+      <w:lvlJc w:val="left"/>
+      <w:pPr>
+        <w:tabs>
+          <w:tab w:val="num" w:pos="4320"/>
+        </w:tabs>
+        <w:ind w:left="4320" w:hanging="360"/>
+      </w:pPr>
+    </w:lvl>
+    <w:lvl w:ilvl="6" w:tentative="1">
+      <w:start w:val="1"/>
+      <w:numFmt w:val="decimal"/>
+      <w:lvlText w:val="%7."/>
+      <w:lvlJc w:val="left"/>
+      <w:pPr>
+        <w:tabs>
+          <w:tab w:val="num" w:pos="5040"/>
+        </w:tabs>
+        <w:ind w:left="5040" w:hanging="360"/>
+      </w:pPr>
+    </w:lvl>
+    <w:lvl w:ilvl="7" w:tentative="1">
+      <w:start w:val="1"/>
+      <w:numFmt w:val="decimal"/>
+      <w:lvlText w:val="%8."/>
+      <w:lvlJc w:val="left"/>
+      <w:pPr>
+        <w:tabs>
+          <w:tab w:val="num" w:pos="5760"/>
+        </w:tabs>
+        <w:ind w:left="5760" w:hanging="360"/>
+      </w:pPr>
+    </w:lvl>
+    <w:lvl w:ilvl="8" w:tentative="1">
+      <w:start w:val="1"/>
+      <w:numFmt w:val="decimal"/>
+      <w:lvlText w:val="%9."/>
+      <w:lvlJc w:val="left"/>
+      <w:pPr>
+        <w:tabs>
+          <w:tab w:val="num" w:pos="6480"/>
+        </w:tabs>
+        <w:ind w:left="6480" w:hanging="360"/>
+      </w:pPr>
+    </w:lvl>
+  </w:abstractNum>
+  <w:abstractNum w:abstractNumId="6" w15:restartNumberingAfterBreak="0">
+    <w:nsid w:val="43FD71D1"/>
+    <w:multiLevelType w:val="hybridMultilevel"/>
+    <w:tmpl w:val="67D6EA10"/>
+    <w:lvl w:ilvl="0" w:tplc="40090017">
+      <w:start w:val="1"/>
+      <w:numFmt w:val="lowerLetter"/>
+      <w:lvlText w:val="%1)"/>
+      <w:lvlJc w:val="left"/>
+      <w:pPr>
+        <w:ind w:left="720" w:hanging="360"/>
+      </w:pPr>
+      <w:rPr>
+        <w:rFonts w:hint="default"/>
+      </w:rPr>
+    </w:lvl>
+    <w:lvl w:ilvl="1" w:tplc="40090019" w:tentative="1">
+      <w:start w:val="1"/>
+      <w:numFmt w:val="lowerLetter"/>
+      <w:lvlText w:val="%2."/>
+      <w:lvlJc w:val="left"/>
+      <w:pPr>
+        <w:ind w:left="1440" w:hanging="360"/>
+      </w:pPr>
+    </w:lvl>
+    <w:lvl w:ilvl="2" w:tplc="4009001B" w:tentative="1">
+      <w:start w:val="1"/>
+      <w:numFmt w:val="lowerRoman"/>
+      <w:lvlText w:val="%3."/>
+      <w:lvlJc w:val="right"/>
+      <w:pPr>
+        <w:ind w:left="2160" w:hanging="180"/>
+      </w:pPr>
+    </w:lvl>
+    <w:lvl w:ilvl="3" w:tplc="4009000F" w:tentative="1">
+      <w:start w:val="1"/>
+      <w:numFmt w:val="decimal"/>
+      <w:lvlText w:val="%4."/>
+      <w:lvlJc w:val="left"/>
+      <w:pPr>
+        <w:ind w:left="2880" w:hanging="360"/>
+      </w:pPr>
+    </w:lvl>
+    <w:lvl w:ilvl="4" w:tplc="40090019" w:tentative="1">
+      <w:start w:val="1"/>
+      <w:numFmt w:val="lowerLetter"/>
+      <w:lvlText w:val="%5."/>
+      <w:lvlJc w:val="left"/>
+      <w:pPr>
+        <w:ind w:left="3600" w:hanging="360"/>
+      </w:pPr>
+    </w:lvl>
+    <w:lvl w:ilvl="5" w:tplc="4009001B" w:tentative="1">
+      <w:start w:val="1"/>
+      <w:numFmt w:val="lowerRoman"/>
+      <w:lvlText w:val="%6."/>
+      <w:lvlJc w:val="right"/>
+      <w:pPr>
+        <w:ind w:left="4320" w:hanging="180"/>
+      </w:pPr>
+    </w:lvl>
+    <w:lvl w:ilvl="6" w:tplc="4009000F" w:tentative="1">
+      <w:start w:val="1"/>
+      <w:numFmt w:val="decimal"/>
+      <w:lvlText w:val="%7."/>
+      <w:lvlJc w:val="left"/>
+      <w:pPr>
+        <w:ind w:left="5040" w:hanging="360"/>
+      </w:pPr>
+    </w:lvl>
+    <w:lvl w:ilvl="7" w:tplc="40090019" w:tentative="1">
+      <w:start w:val="1"/>
+      <w:numFmt w:val="lowerLetter"/>
+      <w:lvlText w:val="%8."/>
+      <w:lvlJc w:val="left"/>
+      <w:pPr>
+        <w:ind w:left="5760" w:hanging="360"/>
+      </w:pPr>
+    </w:lvl>
+    <w:lvl w:ilvl="8" w:tplc="4009001B" w:tentative="1">
+      <w:start w:val="1"/>
+      <w:numFmt w:val="lowerRoman"/>
+      <w:lvlText w:val="%9."/>
+      <w:lvlJc w:val="right"/>
+      <w:pPr>
+        <w:ind w:left="6480" w:hanging="180"/>
+      </w:pPr>
+    </w:lvl>
+  </w:abstractNum>
+  <w:abstractNum w:abstractNumId="7" w15:restartNumberingAfterBreak="0">
+    <w:nsid w:val="60E03248"/>
+    <w:multiLevelType w:val="hybridMultilevel"/>
+    <w:tmpl w:val="8028DC7A"/>
+    <w:lvl w:ilvl="0" w:tplc="40090017">
+      <w:start w:val="1"/>
+      <w:numFmt w:val="lowerLetter"/>
+      <w:lvlText w:val="%1)"/>
+      <w:lvlJc w:val="left"/>
+      <w:pPr>
+        <w:ind w:left="720" w:hanging="360"/>
+      </w:pPr>
+      <w:rPr>
+        <w:rFonts w:hint="default"/>
+      </w:rPr>
+    </w:lvl>
+    <w:lvl w:ilvl="1" w:tplc="40090019" w:tentative="1">
+      <w:start w:val="1"/>
+      <w:numFmt w:val="lowerLetter"/>
+      <w:lvlText w:val="%2."/>
+      <w:lvlJc w:val="left"/>
+      <w:pPr>
+        <w:ind w:left="1440" w:hanging="360"/>
+      </w:pPr>
+    </w:lvl>
+    <w:lvl w:ilvl="2" w:tplc="4009001B" w:tentative="1">
+      <w:start w:val="1"/>
+      <w:numFmt w:val="lowerRoman"/>
+      <w:lvlText w:val="%3."/>
+      <w:lvlJc w:val="right"/>
+      <w:pPr>
+        <w:ind w:left="2160" w:hanging="180"/>
+      </w:pPr>
+    </w:lvl>
+    <w:lvl w:ilvl="3" w:tplc="4009000F" w:tentative="1">
+      <w:start w:val="1"/>
+      <w:numFmt w:val="decimal"/>
+      <w:lvlText w:val="%4."/>
+      <w:lvlJc w:val="left"/>
+      <w:pPr>
+        <w:ind w:left="2880" w:hanging="360"/>
+      </w:pPr>
+    </w:lvl>
+    <w:lvl w:ilvl="4" w:tplc="40090019" w:tentative="1">
+      <w:start w:val="1"/>
+      <w:numFmt w:val="lowerLetter"/>
+      <w:lvlText w:val="%5."/>
+      <w:lvlJc w:val="left"/>
+      <w:pPr>
+        <w:ind w:left="3600" w:hanging="360"/>
+      </w:pPr>
+    </w:lvl>
+    <w:lvl w:ilvl="5" w:tplc="4009001B" w:tentative="1">
+      <w:start w:val="1"/>
+      <w:numFmt w:val="lowerRoman"/>
+      <w:lvlText w:val="%6."/>
+      <w:lvlJc w:val="right"/>
+      <w:pPr>
+        <w:ind w:left="4320" w:hanging="180"/>
+      </w:pPr>
+    </w:lvl>
+    <w:lvl w:ilvl="6" w:tplc="4009000F" w:tentative="1">
+      <w:start w:val="1"/>
+      <w:numFmt w:val="decimal"/>
+      <w:lvlText w:val="%7."/>
+      <w:lvlJc w:val="left"/>
+      <w:pPr>
+        <w:ind w:left="5040" w:hanging="360"/>
+      </w:pPr>
+    </w:lvl>
+    <w:lvl w:ilvl="7" w:tplc="40090019" w:tentative="1">
+      <w:start w:val="1"/>
+      <w:numFmt w:val="lowerLetter"/>
+      <w:lvlText w:val="%8."/>
+      <w:lvlJc w:val="left"/>
+      <w:pPr>
+        <w:ind w:left="5760" w:hanging="360"/>
+      </w:pPr>
+    </w:lvl>
+    <w:lvl w:ilvl="8" w:tplc="4009001B" w:tentative="1">
+      <w:start w:val="1"/>
+      <w:numFmt w:val="lowerRoman"/>
+      <w:lvlText w:val="%9."/>
+      <w:lvlJc w:val="right"/>
+      <w:pPr>
+        <w:ind w:left="6480" w:hanging="180"/>
+      </w:pPr>
+    </w:lvl>
+  </w:abstractNum>
+  <w:abstractNum w:abstractNumId="8" w15:restartNumberingAfterBreak="0">
+    <w:nsid w:val="66830B2E"/>
+    <w:multiLevelType w:val="multilevel"/>
+    <w:tmpl w:val="1DDA8FF6"/>
+    <w:lvl w:ilvl="0">
+      <w:start w:val="1"/>
+      <w:numFmt w:val="decimal"/>
+      <w:lvlText w:val="%1."/>
+      <w:lvlJc w:val="left"/>
+      <w:pPr>
+        <w:tabs>
+          <w:tab w:val="num" w:pos="720"/>
+        </w:tabs>
+        <w:ind w:left="720" w:hanging="360"/>
+      </w:pPr>
+    </w:lvl>
+    <w:lvl w:ilvl="1" w:tentative="1">
+      <w:start w:val="1"/>
+      <w:numFmt w:val="decimal"/>
+      <w:lvlText w:val="%2."/>
+      <w:lvlJc w:val="left"/>
+      <w:pPr>
+        <w:tabs>
+          <w:tab w:val="num" w:pos="1440"/>
+        </w:tabs>
+        <w:ind w:left="1440" w:hanging="360"/>
+      </w:pPr>
+    </w:lvl>
+    <w:lvl w:ilvl="2" w:tentative="1">
+      <w:start w:val="1"/>
+      <w:numFmt w:val="decimal"/>
+      <w:lvlText w:val="%3."/>
+      <w:lvlJc w:val="left"/>
+      <w:pPr>
+        <w:tabs>
+          <w:tab w:val="num" w:pos="2160"/>
+        </w:tabs>
+        <w:ind w:left="2160" w:hanging="360"/>
+      </w:pPr>
+    </w:lvl>
+    <w:lvl w:ilvl="3" w:tentative="1">
+      <w:start w:val="1"/>
+      <w:numFmt w:val="decimal"/>
+      <w:lvlText w:val="%4."/>
+      <w:lvlJc w:val="left"/>
+      <w:pPr>
+        <w:tabs>
+          <w:tab w:val="num" w:pos="2880"/>
+        </w:tabs>
+        <w:ind w:left="2880" w:hanging="360"/>
+      </w:pPr>
+    </w:lvl>
+    <w:lvl w:ilvl="4" w:tentative="1">
+      <w:start w:val="1"/>
+      <w:numFmt w:val="decimal"/>
+      <w:lvlText w:val="%5."/>
+      <w:lvlJc w:val="left"/>
+      <w:pPr>
+        <w:tabs>
+          <w:tab w:val="num" w:pos="3600"/>
+        </w:tabs>
+        <w:ind w:left="3600" w:hanging="360"/>
+      </w:pPr>
+    </w:lvl>
+    <w:lvl w:ilvl="5" w:tentative="1">
+      <w:start w:val="1"/>
+      <w:numFmt w:val="decimal"/>
+      <w:lvlText w:val="%6."/>
+      <w:lvlJc w:val="left"/>
+      <w:pPr>
+        <w:tabs>
+          <w:tab w:val="num" w:pos="4320"/>
+        </w:tabs>
+        <w:ind w:left="4320" w:hanging="360"/>
+      </w:pPr>
+    </w:lvl>
+    <w:lvl w:ilvl="6" w:tentative="1">
+      <w:start w:val="1"/>
+      <w:numFmt w:val="decimal"/>
+      <w:lvlText w:val="%7."/>
+      <w:lvlJc w:val="left"/>
+      <w:pPr>
+        <w:tabs>
+          <w:tab w:val="num" w:pos="5040"/>
+        </w:tabs>
+        <w:ind w:left="5040" w:hanging="360"/>
+      </w:pPr>
+    </w:lvl>
+    <w:lvl w:ilvl="7" w:tentative="1">
+      <w:start w:val="1"/>
+      <w:numFmt w:val="decimal"/>
+      <w:lvlText w:val="%8."/>
+      <w:lvlJc w:val="left"/>
+      <w:pPr>
+        <w:tabs>
+          <w:tab w:val="num" w:pos="5760"/>
+        </w:tabs>
+        <w:ind w:left="5760" w:hanging="360"/>
+      </w:pPr>
+    </w:lvl>
+    <w:lvl w:ilvl="8" w:tentative="1">
+      <w:start w:val="1"/>
+      <w:numFmt w:val="decimal"/>
+      <w:lvlText w:val="%9."/>
+      <w:lvlJc w:val="left"/>
+      <w:pPr>
+        <w:tabs>
+          <w:tab w:val="num" w:pos="6480"/>
+        </w:tabs>
+        <w:ind w:left="6480" w:hanging="360"/>
+      </w:pPr>
+    </w:lvl>
+  </w:abstractNum>
   <w:num w:numId="1">
+    <w:abstractNumId w:val="4"/>
+  </w:num>
+  <w:num w:numId="2">
+    <w:abstractNumId w:val="7"/>
+  </w:num>
+  <w:num w:numId="3">
+    <w:abstractNumId w:val="6"/>
+  </w:num>
+  <w:num w:numId="4">
+    <w:abstractNumId w:val="3"/>
+  </w:num>
+  <w:num w:numId="5">
+    <w:abstractNumId w:val="8"/>
+  </w:num>
+  <w:num w:numId="6">
+    <w:abstractNumId w:val="1"/>
+  </w:num>
+  <w:num w:numId="7">
     <w:abstractNumId w:val="0"/>
+  </w:num>
+  <w:num w:numId="8">
+    <w:abstractNumId w:val="2"/>
+  </w:num>
+  <w:num w:numId="9">
+    <w:abstractNumId w:val="5"/>
   </w:num>
 </w:numbering>
 </file>
@@ -1411,6 +4346,54 @@
       <w:lang w:eastAsia="en-IN"/>
     </w:rPr>
   </w:style>
+  <w:style w:type="character" w:customStyle="1" w:styleId="ui-markdowninline-path-filename">
+    <w:name w:val="ui-markdown__inline-path-filename"/>
+    <w:basedOn w:val="DefaultParagraphFont"/>
+    <w:rsid w:val="00CE7EF7"/>
+  </w:style>
+  <w:style w:type="paragraph" w:styleId="NormalWeb">
+    <w:name w:val="Normal (Web)"/>
+    <w:basedOn w:val="Normal"/>
+    <w:uiPriority w:val="99"/>
+    <w:semiHidden/>
+    <w:unhideWhenUsed/>
+    <w:rsid w:val="00E26CBE"/>
+    <w:pPr>
+      <w:spacing w:before="100" w:beforeAutospacing="1" w:after="100" w:afterAutospacing="1"/>
+    </w:pPr>
+    <w:rPr>
+      <w:rFonts w:ascii="Times New Roman" w:eastAsia="Times New Roman" w:hAnsi="Times New Roman" w:cs="Times New Roman"/>
+      <w:sz w:val="24"/>
+      <w:szCs w:val="24"/>
+      <w:lang w:eastAsia="en-IN"/>
+    </w:rPr>
+  </w:style>
+  <w:style w:type="character" w:styleId="Strong">
+    <w:name w:val="Strong"/>
+    <w:basedOn w:val="DefaultParagraphFont"/>
+    <w:uiPriority w:val="22"/>
+    <w:qFormat/>
+    <w:rsid w:val="00E26CBE"/>
+    <w:rPr>
+      <w:b/>
+      <w:bCs/>
+    </w:rPr>
+  </w:style>
+  <w:style w:type="character" w:customStyle="1" w:styleId="m">
+    <w:name w:val="ͼm"/>
+    <w:basedOn w:val="DefaultParagraphFont"/>
+    <w:rsid w:val="00E26CBE"/>
+  </w:style>
+  <w:style w:type="character" w:customStyle="1" w:styleId="g">
+    <w:name w:val="ͼg"/>
+    <w:basedOn w:val="DefaultParagraphFont"/>
+    <w:rsid w:val="00E26CBE"/>
+  </w:style>
+  <w:style w:type="character" w:customStyle="1" w:styleId="e">
+    <w:name w:val="ͼe"/>
+    <w:basedOn w:val="DefaultParagraphFont"/>
+    <w:rsid w:val="00E26CBE"/>
+  </w:style>
 </w:styles>
 </file>
 
